--- a/работна/план.docx
+++ b/работна/план.docx
@@ -3,12 +3,1476 @@
 <w:document xmlns:wpc="http://schemas.microsoft.com/office/word/2010/wordprocessingCanvas" xmlns:cx="http://schemas.microsoft.com/office/drawing/2014/chartex" xmlns:mc="http://schemas.openxmlformats.org/markup-compatibility/2006" xmlns:o="urn:schemas-microsoft-com:office:office" xmlns:r="http://schemas.openxmlformats.org/officeDocument/2006/relationships" xmlns:m="http://schemas.openxmlformats.org/officeDocument/2006/math" xmlns:v="urn:schemas-microsoft-com:vml" xmlns:wp14="http://schemas.microsoft.com/office/word/2010/wordprocessingDrawing" xmlns:wp="http://schemas.openxmlformats.org/drawingml/2006/wordprocessingDrawing" xmlns:w10="urn:schemas-microsoft-com:office:word" xmlns:w="http://schemas.openxmlformats.org/wordprocessingml/2006/main" xmlns:w14="http://schemas.microsoft.com/office/word/2010/wordml" xmlns:w15="http://schemas.microsoft.com/office/word/2012/wordml" xmlns:w16se="http://schemas.microsoft.com/office/word/2015/wordml/symex" xmlns:wpg="http://schemas.microsoft.com/office/word/2010/wordprocessingGroup" xmlns:wpi="http://schemas.microsoft.com/office/word/2010/wordprocessingInk" xmlns:wne="http://schemas.microsoft.com/office/word/2006/wordml" xmlns:wps="http://schemas.microsoft.com/office/word/2010/wordprocessingShape" mc:Ignorable="w14 w15 w16se wp14">
   <w:body>
     <w:p>
-      <w:r>
-        <w:t>хйгхйгйк</w:t>
+      <w:pPr>
+        <w:spacing w:before="100" w:beforeAutospacing="1" w:after="100" w:afterAutospacing="1" w:line="240" w:lineRule="auto"/>
+        <w:outlineLvl w:val="1"/>
+        <w:rPr>
+          <w:rFonts w:ascii="Times New Roman" w:eastAsia="Times New Roman" w:hAnsi="Times New Roman" w:cs="Times New Roman"/>
+          <w:b/>
+          <w:bCs/>
+          <w:sz w:val="28"/>
+          <w:szCs w:val="28"/>
+          <w:lang w:eastAsia="bg-BG"/>
+        </w:rPr>
+      </w:pPr>
+      <w:r>
+        <w:rPr>
+          <w:rFonts w:ascii="Times New Roman" w:eastAsia="Times New Roman" w:hAnsi="Times New Roman" w:cs="Times New Roman"/>
+          <w:b/>
+          <w:bCs/>
+          <w:sz w:val="28"/>
+          <w:szCs w:val="28"/>
+          <w:lang w:eastAsia="bg-BG"/>
+        </w:rPr>
+        <w:t>1. Увод</w:t>
       </w:r>
       <w:bookmarkStart w:id="0" w:name="_GoBack"/>
       <w:bookmarkEnd w:id="0"/>
     </w:p>
+    <w:p>
+      <w:pPr>
+        <w:numPr>
+          <w:ilvl w:val="0"/>
+          <w:numId w:val="1"/>
+        </w:numPr>
+        <w:spacing w:before="100" w:beforeAutospacing="1" w:after="100" w:afterAutospacing="1" w:line="240" w:lineRule="auto"/>
+        <w:rPr>
+          <w:rFonts w:ascii="Times New Roman" w:eastAsia="Times New Roman" w:hAnsi="Times New Roman" w:cs="Times New Roman"/>
+          <w:sz w:val="28"/>
+          <w:szCs w:val="28"/>
+          <w:lang w:eastAsia="bg-BG"/>
+        </w:rPr>
+      </w:pPr>
+      <w:r>
+        <w:rPr>
+          <w:rFonts w:ascii="Times New Roman" w:eastAsia="Times New Roman" w:hAnsi="Times New Roman" w:cs="Times New Roman"/>
+          <w:sz w:val="28"/>
+          <w:szCs w:val="28"/>
+          <w:lang w:eastAsia="bg-BG"/>
+        </w:rPr>
+        <w:t>Кратко представяне на темата.</w:t>
+      </w:r>
+    </w:p>
+    <w:p>
+      <w:pPr>
+        <w:numPr>
+          <w:ilvl w:val="0"/>
+          <w:numId w:val="1"/>
+        </w:numPr>
+        <w:spacing w:before="100" w:beforeAutospacing="1" w:after="100" w:afterAutospacing="1" w:line="240" w:lineRule="auto"/>
+        <w:rPr>
+          <w:rFonts w:ascii="Times New Roman" w:eastAsia="Times New Roman" w:hAnsi="Times New Roman" w:cs="Times New Roman"/>
+          <w:sz w:val="28"/>
+          <w:szCs w:val="28"/>
+          <w:lang w:eastAsia="bg-BG"/>
+        </w:rPr>
+      </w:pPr>
+      <w:r>
+        <w:rPr>
+          <w:rFonts w:ascii="Times New Roman" w:eastAsia="Times New Roman" w:hAnsi="Times New Roman" w:cs="Times New Roman"/>
+          <w:sz w:val="28"/>
+          <w:szCs w:val="28"/>
+          <w:lang w:eastAsia="bg-BG"/>
+        </w:rPr>
+        <w:t>Цел на проекта: да се реализира система за дистанционно управление на лампи и уреди през уеб интерфейс.</w:t>
+      </w:r>
+    </w:p>
+    <w:p>
+      <w:pPr>
+        <w:numPr>
+          <w:ilvl w:val="0"/>
+          <w:numId w:val="1"/>
+        </w:numPr>
+        <w:spacing w:before="100" w:beforeAutospacing="1" w:after="100" w:afterAutospacing="1" w:line="240" w:lineRule="auto"/>
+        <w:rPr>
+          <w:rFonts w:ascii="Times New Roman" w:eastAsia="Times New Roman" w:hAnsi="Times New Roman" w:cs="Times New Roman"/>
+          <w:sz w:val="28"/>
+          <w:szCs w:val="28"/>
+          <w:lang w:eastAsia="bg-BG"/>
+        </w:rPr>
+      </w:pPr>
+      <w:r>
+        <w:rPr>
+          <w:rFonts w:ascii="Times New Roman" w:eastAsia="Times New Roman" w:hAnsi="Times New Roman" w:cs="Times New Roman"/>
+          <w:sz w:val="28"/>
+          <w:szCs w:val="28"/>
+          <w:lang w:eastAsia="bg-BG"/>
+        </w:rPr>
+        <w:t>Задачи на проекта:</w:t>
+      </w:r>
+    </w:p>
+    <w:p>
+      <w:pPr>
+        <w:numPr>
+          <w:ilvl w:val="1"/>
+          <w:numId w:val="1"/>
+        </w:numPr>
+        <w:spacing w:before="100" w:beforeAutospacing="1" w:after="100" w:afterAutospacing="1" w:line="240" w:lineRule="auto"/>
+        <w:rPr>
+          <w:rFonts w:ascii="Times New Roman" w:eastAsia="Times New Roman" w:hAnsi="Times New Roman" w:cs="Times New Roman"/>
+          <w:sz w:val="28"/>
+          <w:szCs w:val="28"/>
+          <w:lang w:eastAsia="bg-BG"/>
+        </w:rPr>
+      </w:pPr>
+      <w:r>
+        <w:rPr>
+          <w:rFonts w:ascii="Times New Roman" w:eastAsia="Times New Roman" w:hAnsi="Times New Roman" w:cs="Times New Roman"/>
+          <w:sz w:val="28"/>
+          <w:szCs w:val="28"/>
+          <w:lang w:eastAsia="bg-BG"/>
+        </w:rPr>
+        <w:t>Изследване на архитектурата клиент-сървър.</w:t>
+      </w:r>
+    </w:p>
+    <w:p>
+      <w:pPr>
+        <w:numPr>
+          <w:ilvl w:val="1"/>
+          <w:numId w:val="1"/>
+        </w:numPr>
+        <w:spacing w:before="100" w:beforeAutospacing="1" w:after="100" w:afterAutospacing="1" w:line="240" w:lineRule="auto"/>
+        <w:rPr>
+          <w:rFonts w:ascii="Times New Roman" w:eastAsia="Times New Roman" w:hAnsi="Times New Roman" w:cs="Times New Roman"/>
+          <w:sz w:val="28"/>
+          <w:szCs w:val="28"/>
+          <w:lang w:eastAsia="bg-BG"/>
+        </w:rPr>
+      </w:pPr>
+      <w:r>
+        <w:rPr>
+          <w:rFonts w:ascii="Times New Roman" w:eastAsia="Times New Roman" w:hAnsi="Times New Roman" w:cs="Times New Roman"/>
+          <w:sz w:val="28"/>
+          <w:szCs w:val="28"/>
+          <w:lang w:eastAsia="bg-BG"/>
+        </w:rPr>
+        <w:t>Проучване на HTTP методи и тяхното приложение.</w:t>
+      </w:r>
+    </w:p>
+    <w:p>
+      <w:pPr>
+        <w:numPr>
+          <w:ilvl w:val="1"/>
+          <w:numId w:val="1"/>
+        </w:numPr>
+        <w:spacing w:before="100" w:beforeAutospacing="1" w:after="100" w:afterAutospacing="1" w:line="240" w:lineRule="auto"/>
+        <w:rPr>
+          <w:rFonts w:ascii="Times New Roman" w:eastAsia="Times New Roman" w:hAnsi="Times New Roman" w:cs="Times New Roman"/>
+          <w:sz w:val="28"/>
+          <w:szCs w:val="28"/>
+          <w:lang w:eastAsia="bg-BG"/>
+        </w:rPr>
+      </w:pPr>
+      <w:r>
+        <w:rPr>
+          <w:rFonts w:ascii="Times New Roman" w:eastAsia="Times New Roman" w:hAnsi="Times New Roman" w:cs="Times New Roman"/>
+          <w:sz w:val="28"/>
+          <w:szCs w:val="28"/>
+          <w:lang w:eastAsia="bg-BG"/>
+        </w:rPr>
+        <w:t>Управление на релета чрез микроконтролер.</w:t>
+      </w:r>
+    </w:p>
+    <w:p>
+      <w:pPr>
+        <w:numPr>
+          <w:ilvl w:val="1"/>
+          <w:numId w:val="1"/>
+        </w:numPr>
+        <w:spacing w:before="100" w:beforeAutospacing="1" w:after="100" w:afterAutospacing="1" w:line="240" w:lineRule="auto"/>
+        <w:rPr>
+          <w:rFonts w:ascii="Times New Roman" w:eastAsia="Times New Roman" w:hAnsi="Times New Roman" w:cs="Times New Roman"/>
+          <w:sz w:val="28"/>
+          <w:szCs w:val="28"/>
+          <w:lang w:eastAsia="bg-BG"/>
+        </w:rPr>
+      </w:pPr>
+      <w:r>
+        <w:rPr>
+          <w:rFonts w:ascii="Times New Roman" w:eastAsia="Times New Roman" w:hAnsi="Times New Roman" w:cs="Times New Roman"/>
+          <w:sz w:val="28"/>
+          <w:szCs w:val="28"/>
+          <w:lang w:eastAsia="bg-BG"/>
+        </w:rPr>
+        <w:t>Реализация на практическа система с Django, Python и Arduino.</w:t>
+      </w:r>
+    </w:p>
+    <w:p>
+      <w:pPr>
+        <w:spacing w:after="0" w:line="240" w:lineRule="auto"/>
+        <w:rPr>
+          <w:rFonts w:ascii="Times New Roman" w:eastAsia="Times New Roman" w:hAnsi="Times New Roman" w:cs="Times New Roman"/>
+          <w:sz w:val="28"/>
+          <w:szCs w:val="28"/>
+          <w:lang w:eastAsia="bg-BG"/>
+        </w:rPr>
+      </w:pPr>
+      <w:r>
+        <w:rPr>
+          <w:rFonts w:ascii="Times New Roman" w:eastAsia="Times New Roman" w:hAnsi="Times New Roman" w:cs="Times New Roman"/>
+          <w:sz w:val="28"/>
+          <w:szCs w:val="28"/>
+          <w:lang w:eastAsia="bg-BG"/>
+        </w:rPr>
+        <w:pict>
+          <v:rect id="_x0000_i1025" style="width:0;height:1.5pt" o:hralign="center" o:hrstd="t" o:hr="t" fillcolor="#a0a0a0" stroked="f"/>
+        </w:pict>
+      </w:r>
+    </w:p>
+    <w:p>
+      <w:pPr>
+        <w:spacing w:before="100" w:beforeAutospacing="1" w:after="100" w:afterAutospacing="1" w:line="240" w:lineRule="auto"/>
+        <w:outlineLvl w:val="1"/>
+        <w:rPr>
+          <w:rFonts w:ascii="Times New Roman" w:eastAsia="Times New Roman" w:hAnsi="Times New Roman" w:cs="Times New Roman"/>
+          <w:b/>
+          <w:bCs/>
+          <w:sz w:val="28"/>
+          <w:szCs w:val="28"/>
+          <w:lang w:eastAsia="bg-BG"/>
+        </w:rPr>
+      </w:pPr>
+      <w:r>
+        <w:rPr>
+          <w:rFonts w:ascii="Times New Roman" w:eastAsia="Times New Roman" w:hAnsi="Times New Roman" w:cs="Times New Roman"/>
+          <w:b/>
+          <w:bCs/>
+          <w:sz w:val="28"/>
+          <w:szCs w:val="28"/>
+          <w:lang w:eastAsia="bg-BG"/>
+        </w:rPr>
+        <w:t>2. Теоретична част</w:t>
+      </w:r>
+    </w:p>
+    <w:p>
+      <w:pPr>
+        <w:spacing w:before="100" w:beforeAutospacing="1" w:after="100" w:afterAutospacing="1" w:line="240" w:lineRule="auto"/>
+        <w:outlineLvl w:val="2"/>
+        <w:rPr>
+          <w:rFonts w:ascii="Times New Roman" w:eastAsia="Times New Roman" w:hAnsi="Times New Roman" w:cs="Times New Roman"/>
+          <w:b/>
+          <w:bCs/>
+          <w:sz w:val="28"/>
+          <w:szCs w:val="28"/>
+          <w:lang w:eastAsia="bg-BG"/>
+        </w:rPr>
+      </w:pPr>
+      <w:r>
+        <w:rPr>
+          <w:rFonts w:ascii="Times New Roman" w:eastAsia="Times New Roman" w:hAnsi="Times New Roman" w:cs="Times New Roman"/>
+          <w:b/>
+          <w:bCs/>
+          <w:sz w:val="28"/>
+          <w:szCs w:val="28"/>
+          <w:lang w:eastAsia="bg-BG"/>
+        </w:rPr>
+        <w:t>2.1 Архитектура Клиент-Сървър</w:t>
+      </w:r>
+    </w:p>
+    <w:p>
+      <w:pPr>
+        <w:numPr>
+          <w:ilvl w:val="0"/>
+          <w:numId w:val="2"/>
+        </w:numPr>
+        <w:spacing w:before="100" w:beforeAutospacing="1" w:after="100" w:afterAutospacing="1" w:line="240" w:lineRule="auto"/>
+        <w:rPr>
+          <w:rFonts w:ascii="Times New Roman" w:eastAsia="Times New Roman" w:hAnsi="Times New Roman" w:cs="Times New Roman"/>
+          <w:sz w:val="28"/>
+          <w:szCs w:val="28"/>
+          <w:lang w:eastAsia="bg-BG"/>
+        </w:rPr>
+      </w:pPr>
+      <w:r>
+        <w:rPr>
+          <w:rFonts w:ascii="Times New Roman" w:eastAsia="Times New Roman" w:hAnsi="Times New Roman" w:cs="Times New Roman"/>
+          <w:sz w:val="28"/>
+          <w:szCs w:val="28"/>
+          <w:lang w:eastAsia="bg-BG"/>
+        </w:rPr>
+        <w:t>Определение и принцип на работа.</w:t>
+      </w:r>
+    </w:p>
+    <w:p>
+      <w:pPr>
+        <w:numPr>
+          <w:ilvl w:val="0"/>
+          <w:numId w:val="2"/>
+        </w:numPr>
+        <w:spacing w:before="100" w:beforeAutospacing="1" w:after="100" w:afterAutospacing="1" w:line="240" w:lineRule="auto"/>
+        <w:rPr>
+          <w:rFonts w:ascii="Times New Roman" w:eastAsia="Times New Roman" w:hAnsi="Times New Roman" w:cs="Times New Roman"/>
+          <w:sz w:val="28"/>
+          <w:szCs w:val="28"/>
+          <w:lang w:eastAsia="bg-BG"/>
+        </w:rPr>
+      </w:pPr>
+      <w:r>
+        <w:rPr>
+          <w:rFonts w:ascii="Times New Roman" w:eastAsia="Times New Roman" w:hAnsi="Times New Roman" w:cs="Times New Roman"/>
+          <w:sz w:val="28"/>
+          <w:szCs w:val="28"/>
+          <w:lang w:eastAsia="bg-BG"/>
+        </w:rPr>
+        <w:t>Роля на клиента (браузър) и сървъра (Django).</w:t>
+      </w:r>
+    </w:p>
+    <w:p>
+      <w:pPr>
+        <w:numPr>
+          <w:ilvl w:val="0"/>
+          <w:numId w:val="2"/>
+        </w:numPr>
+        <w:spacing w:before="100" w:beforeAutospacing="1" w:after="100" w:afterAutospacing="1" w:line="240" w:lineRule="auto"/>
+        <w:rPr>
+          <w:rFonts w:ascii="Times New Roman" w:eastAsia="Times New Roman" w:hAnsi="Times New Roman" w:cs="Times New Roman"/>
+          <w:sz w:val="28"/>
+          <w:szCs w:val="28"/>
+          <w:lang w:eastAsia="bg-BG"/>
+        </w:rPr>
+      </w:pPr>
+      <w:r>
+        <w:rPr>
+          <w:rFonts w:ascii="Times New Roman" w:eastAsia="Times New Roman" w:hAnsi="Times New Roman" w:cs="Times New Roman"/>
+          <w:sz w:val="28"/>
+          <w:szCs w:val="28"/>
+          <w:lang w:eastAsia="bg-BG"/>
+        </w:rPr>
+        <w:t>Поток на данни: клиент → HTTP заявка → сървър → микроконтролер → устройство.</w:t>
+      </w:r>
+    </w:p>
+    <w:p>
+      <w:pPr>
+        <w:numPr>
+          <w:ilvl w:val="0"/>
+          <w:numId w:val="2"/>
+        </w:numPr>
+        <w:spacing w:before="100" w:beforeAutospacing="1" w:after="100" w:afterAutospacing="1" w:line="240" w:lineRule="auto"/>
+        <w:rPr>
+          <w:rFonts w:ascii="Times New Roman" w:eastAsia="Times New Roman" w:hAnsi="Times New Roman" w:cs="Times New Roman"/>
+          <w:sz w:val="28"/>
+          <w:szCs w:val="28"/>
+          <w:lang w:eastAsia="bg-BG"/>
+        </w:rPr>
+      </w:pPr>
+      <w:r>
+        <w:rPr>
+          <w:rFonts w:ascii="Times New Roman" w:eastAsia="Times New Roman" w:hAnsi="Times New Roman" w:cs="Times New Roman"/>
+          <w:sz w:val="28"/>
+          <w:szCs w:val="28"/>
+          <w:lang w:eastAsia="bg-BG"/>
+        </w:rPr>
+        <w:t>Схема на архитектурата (може да добавиш диаграма).</w:t>
+      </w:r>
+    </w:p>
+    <w:p>
+      <w:pPr>
+        <w:spacing w:before="100" w:beforeAutospacing="1" w:after="100" w:afterAutospacing="1" w:line="240" w:lineRule="auto"/>
+        <w:outlineLvl w:val="2"/>
+        <w:rPr>
+          <w:rFonts w:ascii="Times New Roman" w:eastAsia="Times New Roman" w:hAnsi="Times New Roman" w:cs="Times New Roman"/>
+          <w:b/>
+          <w:bCs/>
+          <w:sz w:val="28"/>
+          <w:szCs w:val="28"/>
+          <w:lang w:eastAsia="bg-BG"/>
+        </w:rPr>
+      </w:pPr>
+      <w:r>
+        <w:rPr>
+          <w:rFonts w:ascii="Times New Roman" w:eastAsia="Times New Roman" w:hAnsi="Times New Roman" w:cs="Times New Roman"/>
+          <w:b/>
+          <w:bCs/>
+          <w:sz w:val="28"/>
+          <w:szCs w:val="28"/>
+          <w:lang w:eastAsia="bg-BG"/>
+        </w:rPr>
+        <w:t>2.2 HTTP методи (GET vs POST)</w:t>
+      </w:r>
+    </w:p>
+    <w:p>
+      <w:pPr>
+        <w:numPr>
+          <w:ilvl w:val="0"/>
+          <w:numId w:val="3"/>
+        </w:numPr>
+        <w:spacing w:before="100" w:beforeAutospacing="1" w:after="100" w:afterAutospacing="1" w:line="240" w:lineRule="auto"/>
+        <w:rPr>
+          <w:rFonts w:ascii="Times New Roman" w:eastAsia="Times New Roman" w:hAnsi="Times New Roman" w:cs="Times New Roman"/>
+          <w:sz w:val="28"/>
+          <w:szCs w:val="28"/>
+          <w:lang w:eastAsia="bg-BG"/>
+        </w:rPr>
+      </w:pPr>
+      <w:r>
+        <w:rPr>
+          <w:rFonts w:ascii="Times New Roman" w:eastAsia="Times New Roman" w:hAnsi="Times New Roman" w:cs="Times New Roman"/>
+          <w:sz w:val="28"/>
+          <w:szCs w:val="28"/>
+          <w:lang w:eastAsia="bg-BG"/>
+        </w:rPr>
+        <w:t>Обяснение на GET: извличане на информация без промяна на състоянието.</w:t>
+      </w:r>
+    </w:p>
+    <w:p>
+      <w:pPr>
+        <w:numPr>
+          <w:ilvl w:val="0"/>
+          <w:numId w:val="3"/>
+        </w:numPr>
+        <w:spacing w:before="100" w:beforeAutospacing="1" w:after="100" w:afterAutospacing="1" w:line="240" w:lineRule="auto"/>
+        <w:rPr>
+          <w:rFonts w:ascii="Times New Roman" w:eastAsia="Times New Roman" w:hAnsi="Times New Roman" w:cs="Times New Roman"/>
+          <w:sz w:val="28"/>
+          <w:szCs w:val="28"/>
+          <w:lang w:eastAsia="bg-BG"/>
+        </w:rPr>
+      </w:pPr>
+      <w:r>
+        <w:rPr>
+          <w:rFonts w:ascii="Times New Roman" w:eastAsia="Times New Roman" w:hAnsi="Times New Roman" w:cs="Times New Roman"/>
+          <w:sz w:val="28"/>
+          <w:szCs w:val="28"/>
+          <w:lang w:eastAsia="bg-BG"/>
+        </w:rPr>
+        <w:t>Обяснение на POST: изпращане на данни и промяна на състоянието.</w:t>
+      </w:r>
+    </w:p>
+    <w:p>
+      <w:pPr>
+        <w:numPr>
+          <w:ilvl w:val="0"/>
+          <w:numId w:val="3"/>
+        </w:numPr>
+        <w:spacing w:before="100" w:beforeAutospacing="1" w:after="100" w:afterAutospacing="1" w:line="240" w:lineRule="auto"/>
+        <w:rPr>
+          <w:rFonts w:ascii="Times New Roman" w:eastAsia="Times New Roman" w:hAnsi="Times New Roman" w:cs="Times New Roman"/>
+          <w:sz w:val="28"/>
+          <w:szCs w:val="28"/>
+          <w:lang w:eastAsia="bg-BG"/>
+        </w:rPr>
+      </w:pPr>
+      <w:r>
+        <w:rPr>
+          <w:rFonts w:ascii="Times New Roman" w:eastAsia="Times New Roman" w:hAnsi="Times New Roman" w:cs="Times New Roman"/>
+          <w:sz w:val="28"/>
+          <w:szCs w:val="28"/>
+          <w:lang w:eastAsia="bg-BG"/>
+        </w:rPr>
+        <w:t>Примери за употреба в проекта:</w:t>
+      </w:r>
+    </w:p>
+    <w:p>
+      <w:pPr>
+        <w:numPr>
+          <w:ilvl w:val="1"/>
+          <w:numId w:val="3"/>
+        </w:numPr>
+        <w:spacing w:before="100" w:beforeAutospacing="1" w:after="100" w:afterAutospacing="1" w:line="240" w:lineRule="auto"/>
+        <w:rPr>
+          <w:rFonts w:ascii="Times New Roman" w:eastAsia="Times New Roman" w:hAnsi="Times New Roman" w:cs="Times New Roman"/>
+          <w:sz w:val="28"/>
+          <w:szCs w:val="28"/>
+          <w:lang w:eastAsia="bg-BG"/>
+        </w:rPr>
+      </w:pPr>
+      <w:r>
+        <w:rPr>
+          <w:rFonts w:ascii="Times New Roman" w:eastAsia="Times New Roman" w:hAnsi="Times New Roman" w:cs="Times New Roman"/>
+          <w:sz w:val="28"/>
+          <w:szCs w:val="28"/>
+          <w:lang w:eastAsia="bg-BG"/>
+        </w:rPr>
+        <w:t>GET – зареждане на уеб страницата с бутоните.</w:t>
+      </w:r>
+    </w:p>
+    <w:p>
+      <w:pPr>
+        <w:numPr>
+          <w:ilvl w:val="1"/>
+          <w:numId w:val="3"/>
+        </w:numPr>
+        <w:spacing w:before="100" w:beforeAutospacing="1" w:after="100" w:afterAutospacing="1" w:line="240" w:lineRule="auto"/>
+        <w:rPr>
+          <w:rFonts w:ascii="Times New Roman" w:eastAsia="Times New Roman" w:hAnsi="Times New Roman" w:cs="Times New Roman"/>
+          <w:sz w:val="28"/>
+          <w:szCs w:val="28"/>
+          <w:lang w:eastAsia="bg-BG"/>
+        </w:rPr>
+      </w:pPr>
+      <w:r>
+        <w:rPr>
+          <w:rFonts w:ascii="Times New Roman" w:eastAsia="Times New Roman" w:hAnsi="Times New Roman" w:cs="Times New Roman"/>
+          <w:sz w:val="28"/>
+          <w:szCs w:val="28"/>
+          <w:lang w:eastAsia="bg-BG"/>
+        </w:rPr>
+        <w:t>POST – натискане на бутон „Включи/Изключи“.</w:t>
+      </w:r>
+    </w:p>
+    <w:p>
+      <w:pPr>
+        <w:spacing w:before="100" w:beforeAutospacing="1" w:after="100" w:afterAutospacing="1" w:line="240" w:lineRule="auto"/>
+        <w:outlineLvl w:val="2"/>
+        <w:rPr>
+          <w:rFonts w:ascii="Times New Roman" w:eastAsia="Times New Roman" w:hAnsi="Times New Roman" w:cs="Times New Roman"/>
+          <w:b/>
+          <w:bCs/>
+          <w:sz w:val="28"/>
+          <w:szCs w:val="28"/>
+          <w:lang w:eastAsia="bg-BG"/>
+        </w:rPr>
+      </w:pPr>
+      <w:r>
+        <w:rPr>
+          <w:rFonts w:ascii="Times New Roman" w:eastAsia="Times New Roman" w:hAnsi="Times New Roman" w:cs="Times New Roman"/>
+          <w:b/>
+          <w:bCs/>
+          <w:sz w:val="28"/>
+          <w:szCs w:val="28"/>
+          <w:lang w:eastAsia="bg-BG"/>
+        </w:rPr>
+        <w:t>2.3 Управление на релета чрез микроконтролер</w:t>
+      </w:r>
+    </w:p>
+    <w:p>
+      <w:pPr>
+        <w:numPr>
+          <w:ilvl w:val="0"/>
+          <w:numId w:val="4"/>
+        </w:numPr>
+        <w:spacing w:before="100" w:beforeAutospacing="1" w:after="100" w:afterAutospacing="1" w:line="240" w:lineRule="auto"/>
+        <w:rPr>
+          <w:rFonts w:ascii="Times New Roman" w:eastAsia="Times New Roman" w:hAnsi="Times New Roman" w:cs="Times New Roman"/>
+          <w:sz w:val="28"/>
+          <w:szCs w:val="28"/>
+          <w:lang w:eastAsia="bg-BG"/>
+        </w:rPr>
+      </w:pPr>
+      <w:r>
+        <w:rPr>
+          <w:rFonts w:ascii="Times New Roman" w:eastAsia="Times New Roman" w:hAnsi="Times New Roman" w:cs="Times New Roman"/>
+          <w:sz w:val="28"/>
+          <w:szCs w:val="28"/>
+          <w:lang w:eastAsia="bg-BG"/>
+        </w:rPr>
+        <w:t>Принцип на работа на релета.</w:t>
+      </w:r>
+    </w:p>
+    <w:p>
+      <w:pPr>
+        <w:numPr>
+          <w:ilvl w:val="0"/>
+          <w:numId w:val="4"/>
+        </w:numPr>
+        <w:spacing w:before="100" w:beforeAutospacing="1" w:after="100" w:afterAutospacing="1" w:line="240" w:lineRule="auto"/>
+        <w:rPr>
+          <w:rFonts w:ascii="Times New Roman" w:eastAsia="Times New Roman" w:hAnsi="Times New Roman" w:cs="Times New Roman"/>
+          <w:sz w:val="28"/>
+          <w:szCs w:val="28"/>
+          <w:lang w:eastAsia="bg-BG"/>
+        </w:rPr>
+      </w:pPr>
+      <w:r>
+        <w:rPr>
+          <w:rFonts w:ascii="Times New Roman" w:eastAsia="Times New Roman" w:hAnsi="Times New Roman" w:cs="Times New Roman"/>
+          <w:sz w:val="28"/>
+          <w:szCs w:val="28"/>
+          <w:lang w:eastAsia="bg-BG"/>
+        </w:rPr>
+        <w:t>Комуникация между компютър и Arduino чрез серийния порт.</w:t>
+      </w:r>
+    </w:p>
+    <w:p>
+      <w:pPr>
+        <w:numPr>
+          <w:ilvl w:val="0"/>
+          <w:numId w:val="4"/>
+        </w:numPr>
+        <w:spacing w:before="100" w:beforeAutospacing="1" w:after="100" w:afterAutospacing="1" w:line="240" w:lineRule="auto"/>
+        <w:rPr>
+          <w:rFonts w:ascii="Times New Roman" w:eastAsia="Times New Roman" w:hAnsi="Times New Roman" w:cs="Times New Roman"/>
+          <w:sz w:val="28"/>
+          <w:szCs w:val="28"/>
+          <w:lang w:eastAsia="bg-BG"/>
+        </w:rPr>
+      </w:pPr>
+      <w:r>
+        <w:rPr>
+          <w:rFonts w:ascii="Times New Roman" w:eastAsia="Times New Roman" w:hAnsi="Times New Roman" w:cs="Times New Roman"/>
+          <w:sz w:val="28"/>
+          <w:szCs w:val="28"/>
+          <w:lang w:eastAsia="bg-BG"/>
+        </w:rPr>
+        <w:t>Примери за командни сигнали („ON“, „OFF“).</w:t>
+      </w:r>
+    </w:p>
+    <w:p>
+      <w:pPr>
+        <w:numPr>
+          <w:ilvl w:val="0"/>
+          <w:numId w:val="4"/>
+        </w:numPr>
+        <w:spacing w:before="100" w:beforeAutospacing="1" w:after="100" w:afterAutospacing="1" w:line="240" w:lineRule="auto"/>
+        <w:rPr>
+          <w:rFonts w:ascii="Times New Roman" w:eastAsia="Times New Roman" w:hAnsi="Times New Roman" w:cs="Times New Roman"/>
+          <w:sz w:val="28"/>
+          <w:szCs w:val="28"/>
+          <w:lang w:eastAsia="bg-BG"/>
+        </w:rPr>
+      </w:pPr>
+      <w:r>
+        <w:rPr>
+          <w:rFonts w:ascii="Times New Roman" w:eastAsia="Times New Roman" w:hAnsi="Times New Roman" w:cs="Times New Roman"/>
+          <w:sz w:val="28"/>
+          <w:szCs w:val="28"/>
+          <w:lang w:eastAsia="bg-BG"/>
+        </w:rPr>
+        <w:t>Обяснение на физическото свързване на релето/LED-а към микроконтролера.</w:t>
+      </w:r>
+    </w:p>
+    <w:p>
+      <w:pPr>
+        <w:spacing w:after="0" w:line="240" w:lineRule="auto"/>
+        <w:rPr>
+          <w:rFonts w:ascii="Times New Roman" w:eastAsia="Times New Roman" w:hAnsi="Times New Roman" w:cs="Times New Roman"/>
+          <w:sz w:val="28"/>
+          <w:szCs w:val="28"/>
+          <w:lang w:eastAsia="bg-BG"/>
+        </w:rPr>
+      </w:pPr>
+      <w:r>
+        <w:rPr>
+          <w:rFonts w:ascii="Times New Roman" w:eastAsia="Times New Roman" w:hAnsi="Times New Roman" w:cs="Times New Roman"/>
+          <w:sz w:val="28"/>
+          <w:szCs w:val="28"/>
+          <w:lang w:eastAsia="bg-BG"/>
+        </w:rPr>
+        <w:pict>
+          <v:rect id="_x0000_i1026" style="width:0;height:1.5pt" o:hralign="center" o:hrstd="t" o:hr="t" fillcolor="#a0a0a0" stroked="f"/>
+        </w:pict>
+      </w:r>
+    </w:p>
+    <w:p>
+      <w:pPr>
+        <w:spacing w:before="100" w:beforeAutospacing="1" w:after="100" w:afterAutospacing="1" w:line="240" w:lineRule="auto"/>
+        <w:outlineLvl w:val="1"/>
+        <w:rPr>
+          <w:rFonts w:ascii="Times New Roman" w:eastAsia="Times New Roman" w:hAnsi="Times New Roman" w:cs="Times New Roman"/>
+          <w:b/>
+          <w:bCs/>
+          <w:sz w:val="28"/>
+          <w:szCs w:val="28"/>
+          <w:lang w:eastAsia="bg-BG"/>
+        </w:rPr>
+      </w:pPr>
+      <w:r>
+        <w:rPr>
+          <w:rFonts w:ascii="Times New Roman" w:eastAsia="Times New Roman" w:hAnsi="Times New Roman" w:cs="Times New Roman"/>
+          <w:b/>
+          <w:bCs/>
+          <w:sz w:val="28"/>
+          <w:szCs w:val="28"/>
+          <w:lang w:eastAsia="bg-BG"/>
+        </w:rPr>
+        <w:t>3. Практическа част</w:t>
+      </w:r>
+    </w:p>
+    <w:p>
+      <w:pPr>
+        <w:spacing w:before="100" w:beforeAutospacing="1" w:after="100" w:afterAutospacing="1" w:line="240" w:lineRule="auto"/>
+        <w:outlineLvl w:val="2"/>
+        <w:rPr>
+          <w:rFonts w:ascii="Times New Roman" w:eastAsia="Times New Roman" w:hAnsi="Times New Roman" w:cs="Times New Roman"/>
+          <w:b/>
+          <w:bCs/>
+          <w:sz w:val="28"/>
+          <w:szCs w:val="28"/>
+          <w:lang w:eastAsia="bg-BG"/>
+        </w:rPr>
+      </w:pPr>
+      <w:r>
+        <w:rPr>
+          <w:rFonts w:ascii="Times New Roman" w:eastAsia="Times New Roman" w:hAnsi="Times New Roman" w:cs="Times New Roman"/>
+          <w:b/>
+          <w:bCs/>
+          <w:sz w:val="28"/>
+          <w:szCs w:val="28"/>
+          <w:lang w:eastAsia="bg-BG"/>
+        </w:rPr>
+        <w:t>3.1 Django: Уеб интерфейс</w:t>
+      </w:r>
+    </w:p>
+    <w:p>
+      <w:pPr>
+        <w:numPr>
+          <w:ilvl w:val="0"/>
+          <w:numId w:val="5"/>
+        </w:numPr>
+        <w:spacing w:before="100" w:beforeAutospacing="1" w:after="100" w:afterAutospacing="1" w:line="240" w:lineRule="auto"/>
+        <w:rPr>
+          <w:rFonts w:ascii="Times New Roman" w:eastAsia="Times New Roman" w:hAnsi="Times New Roman" w:cs="Times New Roman"/>
+          <w:sz w:val="28"/>
+          <w:szCs w:val="28"/>
+          <w:lang w:eastAsia="bg-BG"/>
+        </w:rPr>
+      </w:pPr>
+      <w:r>
+        <w:rPr>
+          <w:rFonts w:ascii="Times New Roman" w:eastAsia="Times New Roman" w:hAnsi="Times New Roman" w:cs="Times New Roman"/>
+          <w:sz w:val="28"/>
+          <w:szCs w:val="28"/>
+          <w:lang w:eastAsia="bg-BG"/>
+        </w:rPr>
+        <w:lastRenderedPageBreak/>
+        <w:t>Описание на страницата с бутони.</w:t>
+      </w:r>
+    </w:p>
+    <w:p>
+      <w:pPr>
+        <w:numPr>
+          <w:ilvl w:val="0"/>
+          <w:numId w:val="5"/>
+        </w:numPr>
+        <w:spacing w:before="100" w:beforeAutospacing="1" w:after="100" w:afterAutospacing="1" w:line="240" w:lineRule="auto"/>
+        <w:rPr>
+          <w:rFonts w:ascii="Times New Roman" w:eastAsia="Times New Roman" w:hAnsi="Times New Roman" w:cs="Times New Roman"/>
+          <w:sz w:val="28"/>
+          <w:szCs w:val="28"/>
+          <w:lang w:eastAsia="bg-BG"/>
+        </w:rPr>
+      </w:pPr>
+      <w:r>
+        <w:rPr>
+          <w:rFonts w:ascii="Times New Roman" w:eastAsia="Times New Roman" w:hAnsi="Times New Roman" w:cs="Times New Roman"/>
+          <w:sz w:val="28"/>
+          <w:szCs w:val="28"/>
+          <w:lang w:eastAsia="bg-BG"/>
+        </w:rPr>
+        <w:t>HTML код на формата.</w:t>
+      </w:r>
+    </w:p>
+    <w:p>
+      <w:pPr>
+        <w:numPr>
+          <w:ilvl w:val="0"/>
+          <w:numId w:val="5"/>
+        </w:numPr>
+        <w:spacing w:before="100" w:beforeAutospacing="1" w:after="100" w:afterAutospacing="1" w:line="240" w:lineRule="auto"/>
+        <w:rPr>
+          <w:rFonts w:ascii="Times New Roman" w:eastAsia="Times New Roman" w:hAnsi="Times New Roman" w:cs="Times New Roman"/>
+          <w:sz w:val="28"/>
+          <w:szCs w:val="28"/>
+          <w:lang w:eastAsia="bg-BG"/>
+        </w:rPr>
+      </w:pPr>
+      <w:r>
+        <w:rPr>
+          <w:rFonts w:ascii="Times New Roman" w:eastAsia="Times New Roman" w:hAnsi="Times New Roman" w:cs="Times New Roman"/>
+          <w:sz w:val="28"/>
+          <w:szCs w:val="28"/>
+          <w:lang w:eastAsia="bg-BG"/>
+        </w:rPr>
+        <w:t>Обяснение на взаимодействието между бутоните и backend-а.</w:t>
+      </w:r>
+    </w:p>
+    <w:p>
+      <w:pPr>
+        <w:spacing w:before="100" w:beforeAutospacing="1" w:after="100" w:afterAutospacing="1" w:line="240" w:lineRule="auto"/>
+        <w:outlineLvl w:val="2"/>
+        <w:rPr>
+          <w:rFonts w:ascii="Times New Roman" w:eastAsia="Times New Roman" w:hAnsi="Times New Roman" w:cs="Times New Roman"/>
+          <w:b/>
+          <w:bCs/>
+          <w:sz w:val="28"/>
+          <w:szCs w:val="28"/>
+          <w:lang w:eastAsia="bg-BG"/>
+        </w:rPr>
+      </w:pPr>
+      <w:r>
+        <w:rPr>
+          <w:rFonts w:ascii="Times New Roman" w:eastAsia="Times New Roman" w:hAnsi="Times New Roman" w:cs="Times New Roman"/>
+          <w:b/>
+          <w:bCs/>
+          <w:sz w:val="28"/>
+          <w:szCs w:val="28"/>
+          <w:lang w:eastAsia="bg-BG"/>
+        </w:rPr>
+        <w:t>3.2 Python Logic</w:t>
+      </w:r>
+    </w:p>
+    <w:p>
+      <w:pPr>
+        <w:numPr>
+          <w:ilvl w:val="0"/>
+          <w:numId w:val="6"/>
+        </w:numPr>
+        <w:spacing w:before="100" w:beforeAutospacing="1" w:after="100" w:afterAutospacing="1" w:line="240" w:lineRule="auto"/>
+        <w:rPr>
+          <w:rFonts w:ascii="Times New Roman" w:eastAsia="Times New Roman" w:hAnsi="Times New Roman" w:cs="Times New Roman"/>
+          <w:sz w:val="28"/>
+          <w:szCs w:val="28"/>
+          <w:lang w:eastAsia="bg-BG"/>
+        </w:rPr>
+      </w:pPr>
+      <w:r>
+        <w:rPr>
+          <w:rFonts w:ascii="Times New Roman" w:eastAsia="Times New Roman" w:hAnsi="Times New Roman" w:cs="Times New Roman"/>
+          <w:sz w:val="28"/>
+          <w:szCs w:val="28"/>
+          <w:lang w:eastAsia="bg-BG"/>
+        </w:rPr>
+        <w:t>Получаване на POST заявки от уеб интерфейса.</w:t>
+      </w:r>
+    </w:p>
+    <w:p>
+      <w:pPr>
+        <w:numPr>
+          <w:ilvl w:val="0"/>
+          <w:numId w:val="6"/>
+        </w:numPr>
+        <w:spacing w:before="100" w:beforeAutospacing="1" w:after="100" w:afterAutospacing="1" w:line="240" w:lineRule="auto"/>
+        <w:rPr>
+          <w:rFonts w:ascii="Times New Roman" w:eastAsia="Times New Roman" w:hAnsi="Times New Roman" w:cs="Times New Roman"/>
+          <w:sz w:val="28"/>
+          <w:szCs w:val="28"/>
+          <w:lang w:eastAsia="bg-BG"/>
+        </w:rPr>
+      </w:pPr>
+      <w:r>
+        <w:rPr>
+          <w:rFonts w:ascii="Times New Roman" w:eastAsia="Times New Roman" w:hAnsi="Times New Roman" w:cs="Times New Roman"/>
+          <w:sz w:val="28"/>
+          <w:szCs w:val="28"/>
+          <w:lang w:eastAsia="bg-BG"/>
+        </w:rPr>
+        <w:t>Проверка на валидността на командата.</w:t>
+      </w:r>
+    </w:p>
+    <w:p>
+      <w:pPr>
+        <w:numPr>
+          <w:ilvl w:val="0"/>
+          <w:numId w:val="6"/>
+        </w:numPr>
+        <w:spacing w:before="100" w:beforeAutospacing="1" w:after="100" w:afterAutospacing="1" w:line="240" w:lineRule="auto"/>
+        <w:rPr>
+          <w:rFonts w:ascii="Times New Roman" w:eastAsia="Times New Roman" w:hAnsi="Times New Roman" w:cs="Times New Roman"/>
+          <w:sz w:val="28"/>
+          <w:szCs w:val="28"/>
+          <w:lang w:eastAsia="bg-BG"/>
+        </w:rPr>
+      </w:pPr>
+      <w:r>
+        <w:rPr>
+          <w:rFonts w:ascii="Times New Roman" w:eastAsia="Times New Roman" w:hAnsi="Times New Roman" w:cs="Times New Roman"/>
+          <w:sz w:val="28"/>
+          <w:szCs w:val="28"/>
+          <w:lang w:eastAsia="bg-BG"/>
+        </w:rPr>
+        <w:t>Изпращане на команда през серийния порт към Arduino.</w:t>
+      </w:r>
+    </w:p>
+    <w:p>
+      <w:pPr>
+        <w:numPr>
+          <w:ilvl w:val="0"/>
+          <w:numId w:val="6"/>
+        </w:numPr>
+        <w:spacing w:before="100" w:beforeAutospacing="1" w:after="100" w:afterAutospacing="1" w:line="240" w:lineRule="auto"/>
+        <w:rPr>
+          <w:rFonts w:ascii="Times New Roman" w:eastAsia="Times New Roman" w:hAnsi="Times New Roman" w:cs="Times New Roman"/>
+          <w:sz w:val="28"/>
+          <w:szCs w:val="28"/>
+          <w:lang w:eastAsia="bg-BG"/>
+        </w:rPr>
+      </w:pPr>
+      <w:r>
+        <w:rPr>
+          <w:rFonts w:ascii="Times New Roman" w:eastAsia="Times New Roman" w:hAnsi="Times New Roman" w:cs="Times New Roman"/>
+          <w:sz w:val="28"/>
+          <w:szCs w:val="28"/>
+          <w:lang w:eastAsia="bg-BG"/>
+        </w:rPr>
+        <w:t>Примерен Django view код.</w:t>
+      </w:r>
+    </w:p>
+    <w:p>
+      <w:pPr>
+        <w:spacing w:before="100" w:beforeAutospacing="1" w:after="100" w:afterAutospacing="1" w:line="240" w:lineRule="auto"/>
+        <w:outlineLvl w:val="2"/>
+        <w:rPr>
+          <w:rFonts w:ascii="Times New Roman" w:eastAsia="Times New Roman" w:hAnsi="Times New Roman" w:cs="Times New Roman"/>
+          <w:b/>
+          <w:bCs/>
+          <w:sz w:val="28"/>
+          <w:szCs w:val="28"/>
+          <w:lang w:eastAsia="bg-BG"/>
+        </w:rPr>
+      </w:pPr>
+      <w:r>
+        <w:rPr>
+          <w:rFonts w:ascii="Times New Roman" w:eastAsia="Times New Roman" w:hAnsi="Times New Roman" w:cs="Times New Roman"/>
+          <w:b/>
+          <w:bCs/>
+          <w:sz w:val="28"/>
+          <w:szCs w:val="28"/>
+          <w:lang w:eastAsia="bg-BG"/>
+        </w:rPr>
+        <w:t>3.3 Arduino</w:t>
+      </w:r>
+    </w:p>
+    <w:p>
+      <w:pPr>
+        <w:numPr>
+          <w:ilvl w:val="0"/>
+          <w:numId w:val="7"/>
+        </w:numPr>
+        <w:spacing w:before="100" w:beforeAutospacing="1" w:after="100" w:afterAutospacing="1" w:line="240" w:lineRule="auto"/>
+        <w:rPr>
+          <w:rFonts w:ascii="Times New Roman" w:eastAsia="Times New Roman" w:hAnsi="Times New Roman" w:cs="Times New Roman"/>
+          <w:sz w:val="28"/>
+          <w:szCs w:val="28"/>
+          <w:lang w:eastAsia="bg-BG"/>
+        </w:rPr>
+      </w:pPr>
+      <w:r>
+        <w:rPr>
+          <w:rFonts w:ascii="Times New Roman" w:eastAsia="Times New Roman" w:hAnsi="Times New Roman" w:cs="Times New Roman"/>
+          <w:sz w:val="28"/>
+          <w:szCs w:val="28"/>
+          <w:lang w:eastAsia="bg-BG"/>
+        </w:rPr>
+        <w:t>Получаване на командата и управление на пина.</w:t>
+      </w:r>
+    </w:p>
+    <w:p>
+      <w:pPr>
+        <w:numPr>
+          <w:ilvl w:val="0"/>
+          <w:numId w:val="7"/>
+        </w:numPr>
+        <w:spacing w:before="100" w:beforeAutospacing="1" w:after="100" w:afterAutospacing="1" w:line="240" w:lineRule="auto"/>
+        <w:rPr>
+          <w:rFonts w:ascii="Times New Roman" w:eastAsia="Times New Roman" w:hAnsi="Times New Roman" w:cs="Times New Roman"/>
+          <w:sz w:val="28"/>
+          <w:szCs w:val="28"/>
+          <w:lang w:eastAsia="bg-BG"/>
+        </w:rPr>
+      </w:pPr>
+      <w:r>
+        <w:rPr>
+          <w:rFonts w:ascii="Times New Roman" w:eastAsia="Times New Roman" w:hAnsi="Times New Roman" w:cs="Times New Roman"/>
+          <w:sz w:val="28"/>
+          <w:szCs w:val="28"/>
+          <w:lang w:eastAsia="bg-BG"/>
+        </w:rPr>
+        <w:t>Симулиране на лампа чрез LED.</w:t>
+      </w:r>
+    </w:p>
+    <w:p>
+      <w:pPr>
+        <w:numPr>
+          <w:ilvl w:val="0"/>
+          <w:numId w:val="7"/>
+        </w:numPr>
+        <w:spacing w:before="100" w:beforeAutospacing="1" w:after="100" w:afterAutospacing="1" w:line="240" w:lineRule="auto"/>
+        <w:rPr>
+          <w:rFonts w:ascii="Times New Roman" w:eastAsia="Times New Roman" w:hAnsi="Times New Roman" w:cs="Times New Roman"/>
+          <w:sz w:val="28"/>
+          <w:szCs w:val="28"/>
+          <w:lang w:eastAsia="bg-BG"/>
+        </w:rPr>
+      </w:pPr>
+      <w:r>
+        <w:rPr>
+          <w:rFonts w:ascii="Times New Roman" w:eastAsia="Times New Roman" w:hAnsi="Times New Roman" w:cs="Times New Roman"/>
+          <w:sz w:val="28"/>
+          <w:szCs w:val="28"/>
+          <w:lang w:eastAsia="bg-BG"/>
+        </w:rPr>
+        <w:t>Примерен Arduino код.</w:t>
+      </w:r>
+    </w:p>
+    <w:p>
+      <w:pPr>
+        <w:numPr>
+          <w:ilvl w:val="0"/>
+          <w:numId w:val="7"/>
+        </w:numPr>
+        <w:spacing w:before="100" w:beforeAutospacing="1" w:after="100" w:afterAutospacing="1" w:line="240" w:lineRule="auto"/>
+        <w:rPr>
+          <w:rFonts w:ascii="Times New Roman" w:eastAsia="Times New Roman" w:hAnsi="Times New Roman" w:cs="Times New Roman"/>
+          <w:sz w:val="28"/>
+          <w:szCs w:val="28"/>
+          <w:lang w:eastAsia="bg-BG"/>
+        </w:rPr>
+      </w:pPr>
+      <w:r>
+        <w:rPr>
+          <w:rFonts w:ascii="Times New Roman" w:eastAsia="Times New Roman" w:hAnsi="Times New Roman" w:cs="Times New Roman"/>
+          <w:sz w:val="28"/>
+          <w:szCs w:val="28"/>
+          <w:lang w:eastAsia="bg-BG"/>
+        </w:rPr>
+        <w:t>Възможности за добавяне на feedback (връщане на текущото състояние към Django).</w:t>
+      </w:r>
+    </w:p>
+    <w:p>
+      <w:pPr>
+        <w:spacing w:after="0" w:line="240" w:lineRule="auto"/>
+        <w:rPr>
+          <w:rFonts w:ascii="Times New Roman" w:eastAsia="Times New Roman" w:hAnsi="Times New Roman" w:cs="Times New Roman"/>
+          <w:sz w:val="28"/>
+          <w:szCs w:val="28"/>
+          <w:lang w:eastAsia="bg-BG"/>
+        </w:rPr>
+      </w:pPr>
+      <w:r>
+        <w:rPr>
+          <w:rFonts w:ascii="Times New Roman" w:eastAsia="Times New Roman" w:hAnsi="Times New Roman" w:cs="Times New Roman"/>
+          <w:sz w:val="28"/>
+          <w:szCs w:val="28"/>
+          <w:lang w:eastAsia="bg-BG"/>
+        </w:rPr>
+        <w:pict>
+          <v:rect id="_x0000_i1027" style="width:0;height:1.5pt" o:hralign="center" o:hrstd="t" o:hr="t" fillcolor="#a0a0a0" stroked="f"/>
+        </w:pict>
+      </w:r>
+    </w:p>
+    <w:p>
+      <w:pPr>
+        <w:spacing w:before="100" w:beforeAutospacing="1" w:after="100" w:afterAutospacing="1" w:line="240" w:lineRule="auto"/>
+        <w:outlineLvl w:val="1"/>
+        <w:rPr>
+          <w:rFonts w:ascii="Times New Roman" w:eastAsia="Times New Roman" w:hAnsi="Times New Roman" w:cs="Times New Roman"/>
+          <w:b/>
+          <w:bCs/>
+          <w:sz w:val="28"/>
+          <w:szCs w:val="28"/>
+          <w:lang w:eastAsia="bg-BG"/>
+        </w:rPr>
+      </w:pPr>
+      <w:r>
+        <w:rPr>
+          <w:rFonts w:ascii="Times New Roman" w:eastAsia="Times New Roman" w:hAnsi="Times New Roman" w:cs="Times New Roman"/>
+          <w:b/>
+          <w:bCs/>
+          <w:sz w:val="28"/>
+          <w:szCs w:val="28"/>
+          <w:lang w:eastAsia="bg-BG"/>
+        </w:rPr>
+        <w:t>4. Тестове и резултати</w:t>
+      </w:r>
+    </w:p>
+    <w:p>
+      <w:pPr>
+        <w:numPr>
+          <w:ilvl w:val="0"/>
+          <w:numId w:val="8"/>
+        </w:numPr>
+        <w:spacing w:before="100" w:beforeAutospacing="1" w:after="100" w:afterAutospacing="1" w:line="240" w:lineRule="auto"/>
+        <w:rPr>
+          <w:rFonts w:ascii="Times New Roman" w:eastAsia="Times New Roman" w:hAnsi="Times New Roman" w:cs="Times New Roman"/>
+          <w:sz w:val="28"/>
+          <w:szCs w:val="28"/>
+          <w:lang w:eastAsia="bg-BG"/>
+        </w:rPr>
+      </w:pPr>
+      <w:r>
+        <w:rPr>
+          <w:rFonts w:ascii="Times New Roman" w:eastAsia="Times New Roman" w:hAnsi="Times New Roman" w:cs="Times New Roman"/>
+          <w:sz w:val="28"/>
+          <w:szCs w:val="28"/>
+          <w:lang w:eastAsia="bg-BG"/>
+        </w:rPr>
+        <w:t>Демонстрация на работа на системата:</w:t>
+      </w:r>
+    </w:p>
+    <w:p>
+      <w:pPr>
+        <w:numPr>
+          <w:ilvl w:val="1"/>
+          <w:numId w:val="8"/>
+        </w:numPr>
+        <w:spacing w:before="100" w:beforeAutospacing="1" w:after="100" w:afterAutospacing="1" w:line="240" w:lineRule="auto"/>
+        <w:rPr>
+          <w:rFonts w:ascii="Times New Roman" w:eastAsia="Times New Roman" w:hAnsi="Times New Roman" w:cs="Times New Roman"/>
+          <w:sz w:val="28"/>
+          <w:szCs w:val="28"/>
+          <w:lang w:eastAsia="bg-BG"/>
+        </w:rPr>
+      </w:pPr>
+      <w:r>
+        <w:rPr>
+          <w:rFonts w:ascii="Times New Roman" w:eastAsia="Times New Roman" w:hAnsi="Times New Roman" w:cs="Times New Roman"/>
+          <w:sz w:val="28"/>
+          <w:szCs w:val="28"/>
+          <w:lang w:eastAsia="bg-BG"/>
+        </w:rPr>
+        <w:t>Натискане на бутона „Включи“ → LED/реле включва.</w:t>
+      </w:r>
+    </w:p>
+    <w:p>
+      <w:pPr>
+        <w:numPr>
+          <w:ilvl w:val="1"/>
+          <w:numId w:val="8"/>
+        </w:numPr>
+        <w:spacing w:before="100" w:beforeAutospacing="1" w:after="100" w:afterAutospacing="1" w:line="240" w:lineRule="auto"/>
+        <w:rPr>
+          <w:rFonts w:ascii="Times New Roman" w:eastAsia="Times New Roman" w:hAnsi="Times New Roman" w:cs="Times New Roman"/>
+          <w:sz w:val="28"/>
+          <w:szCs w:val="28"/>
+          <w:lang w:eastAsia="bg-BG"/>
+        </w:rPr>
+      </w:pPr>
+      <w:r>
+        <w:rPr>
+          <w:rFonts w:ascii="Times New Roman" w:eastAsia="Times New Roman" w:hAnsi="Times New Roman" w:cs="Times New Roman"/>
+          <w:sz w:val="28"/>
+          <w:szCs w:val="28"/>
+          <w:lang w:eastAsia="bg-BG"/>
+        </w:rPr>
+        <w:t>Натискане на бутона „Изключи“ → LED/реле изключва.</w:t>
+      </w:r>
+    </w:p>
+    <w:p>
+      <w:pPr>
+        <w:numPr>
+          <w:ilvl w:val="0"/>
+          <w:numId w:val="8"/>
+        </w:numPr>
+        <w:spacing w:before="100" w:beforeAutospacing="1" w:after="100" w:afterAutospacing="1" w:line="240" w:lineRule="auto"/>
+        <w:rPr>
+          <w:rFonts w:ascii="Times New Roman" w:eastAsia="Times New Roman" w:hAnsi="Times New Roman" w:cs="Times New Roman"/>
+          <w:sz w:val="28"/>
+          <w:szCs w:val="28"/>
+          <w:lang w:eastAsia="bg-BG"/>
+        </w:rPr>
+      </w:pPr>
+      <w:r>
+        <w:rPr>
+          <w:rFonts w:ascii="Times New Roman" w:eastAsia="Times New Roman" w:hAnsi="Times New Roman" w:cs="Times New Roman"/>
+          <w:sz w:val="28"/>
+          <w:szCs w:val="28"/>
+          <w:lang w:eastAsia="bg-BG"/>
+        </w:rPr>
+        <w:t>Скрийншотове на уеб интерфейса.</w:t>
+      </w:r>
+    </w:p>
+    <w:p>
+      <w:pPr>
+        <w:numPr>
+          <w:ilvl w:val="0"/>
+          <w:numId w:val="8"/>
+        </w:numPr>
+        <w:spacing w:before="100" w:beforeAutospacing="1" w:after="100" w:afterAutospacing="1" w:line="240" w:lineRule="auto"/>
+        <w:rPr>
+          <w:rFonts w:ascii="Times New Roman" w:eastAsia="Times New Roman" w:hAnsi="Times New Roman" w:cs="Times New Roman"/>
+          <w:sz w:val="28"/>
+          <w:szCs w:val="28"/>
+          <w:lang w:eastAsia="bg-BG"/>
+        </w:rPr>
+      </w:pPr>
+      <w:r>
+        <w:rPr>
+          <w:rFonts w:ascii="Times New Roman" w:eastAsia="Times New Roman" w:hAnsi="Times New Roman" w:cs="Times New Roman"/>
+          <w:sz w:val="28"/>
+          <w:szCs w:val="28"/>
+          <w:lang w:eastAsia="bg-BG"/>
+        </w:rPr>
+        <w:t>Скрийшотове или снимки на Arduino и свързаните устройства.</w:t>
+      </w:r>
+    </w:p>
+    <w:p>
+      <w:pPr>
+        <w:spacing w:after="0" w:line="240" w:lineRule="auto"/>
+        <w:rPr>
+          <w:rFonts w:ascii="Times New Roman" w:eastAsia="Times New Roman" w:hAnsi="Times New Roman" w:cs="Times New Roman"/>
+          <w:sz w:val="28"/>
+          <w:szCs w:val="28"/>
+          <w:lang w:eastAsia="bg-BG"/>
+        </w:rPr>
+      </w:pPr>
+      <w:r>
+        <w:rPr>
+          <w:rFonts w:ascii="Times New Roman" w:eastAsia="Times New Roman" w:hAnsi="Times New Roman" w:cs="Times New Roman"/>
+          <w:sz w:val="28"/>
+          <w:szCs w:val="28"/>
+          <w:lang w:eastAsia="bg-BG"/>
+        </w:rPr>
+        <w:pict>
+          <v:rect id="_x0000_i1028" style="width:0;height:1.5pt" o:hralign="center" o:hrstd="t" o:hr="t" fillcolor="#a0a0a0" stroked="f"/>
+        </w:pict>
+      </w:r>
+    </w:p>
+    <w:p>
+      <w:pPr>
+        <w:spacing w:before="100" w:beforeAutospacing="1" w:after="100" w:afterAutospacing="1" w:line="240" w:lineRule="auto"/>
+        <w:outlineLvl w:val="1"/>
+        <w:rPr>
+          <w:rFonts w:ascii="Times New Roman" w:eastAsia="Times New Roman" w:hAnsi="Times New Roman" w:cs="Times New Roman"/>
+          <w:b/>
+          <w:bCs/>
+          <w:sz w:val="28"/>
+          <w:szCs w:val="28"/>
+          <w:lang w:eastAsia="bg-BG"/>
+        </w:rPr>
+      </w:pPr>
+      <w:r>
+        <w:rPr>
+          <w:rFonts w:ascii="Times New Roman" w:eastAsia="Times New Roman" w:hAnsi="Times New Roman" w:cs="Times New Roman"/>
+          <w:b/>
+          <w:bCs/>
+          <w:sz w:val="28"/>
+          <w:szCs w:val="28"/>
+          <w:lang w:eastAsia="bg-BG"/>
+        </w:rPr>
+        <w:t>5. Заключение</w:t>
+      </w:r>
+    </w:p>
+    <w:p>
+      <w:pPr>
+        <w:numPr>
+          <w:ilvl w:val="0"/>
+          <w:numId w:val="9"/>
+        </w:numPr>
+        <w:spacing w:before="100" w:beforeAutospacing="1" w:after="100" w:afterAutospacing="1" w:line="240" w:lineRule="auto"/>
+        <w:rPr>
+          <w:rFonts w:ascii="Times New Roman" w:eastAsia="Times New Roman" w:hAnsi="Times New Roman" w:cs="Times New Roman"/>
+          <w:sz w:val="28"/>
+          <w:szCs w:val="28"/>
+          <w:lang w:eastAsia="bg-BG"/>
+        </w:rPr>
+      </w:pPr>
+      <w:r>
+        <w:rPr>
+          <w:rFonts w:ascii="Times New Roman" w:eastAsia="Times New Roman" w:hAnsi="Times New Roman" w:cs="Times New Roman"/>
+          <w:sz w:val="28"/>
+          <w:szCs w:val="28"/>
+          <w:lang w:eastAsia="bg-BG"/>
+        </w:rPr>
+        <w:t>Обобщение на постигнатите цели.</w:t>
+      </w:r>
+    </w:p>
+    <w:p>
+      <w:pPr>
+        <w:numPr>
+          <w:ilvl w:val="0"/>
+          <w:numId w:val="9"/>
+        </w:numPr>
+        <w:spacing w:before="100" w:beforeAutospacing="1" w:after="100" w:afterAutospacing="1" w:line="240" w:lineRule="auto"/>
+        <w:rPr>
+          <w:rFonts w:ascii="Times New Roman" w:eastAsia="Times New Roman" w:hAnsi="Times New Roman" w:cs="Times New Roman"/>
+          <w:sz w:val="28"/>
+          <w:szCs w:val="28"/>
+          <w:lang w:eastAsia="bg-BG"/>
+        </w:rPr>
+      </w:pPr>
+      <w:r>
+        <w:rPr>
+          <w:rFonts w:ascii="Times New Roman" w:eastAsia="Times New Roman" w:hAnsi="Times New Roman" w:cs="Times New Roman"/>
+          <w:sz w:val="28"/>
+          <w:szCs w:val="28"/>
+          <w:lang w:eastAsia="bg-BG"/>
+        </w:rPr>
+        <w:t>Ползи от проекта: дистанционно управление, лесна интеграция с умни системи.</w:t>
+      </w:r>
+    </w:p>
+    <w:p>
+      <w:pPr>
+        <w:numPr>
+          <w:ilvl w:val="0"/>
+          <w:numId w:val="9"/>
+        </w:numPr>
+        <w:spacing w:before="100" w:beforeAutospacing="1" w:after="100" w:afterAutospacing="1" w:line="240" w:lineRule="auto"/>
+        <w:rPr>
+          <w:rFonts w:ascii="Times New Roman" w:eastAsia="Times New Roman" w:hAnsi="Times New Roman" w:cs="Times New Roman"/>
+          <w:sz w:val="28"/>
+          <w:szCs w:val="28"/>
+          <w:lang w:eastAsia="bg-BG"/>
+        </w:rPr>
+      </w:pPr>
+      <w:r>
+        <w:rPr>
+          <w:rFonts w:ascii="Times New Roman" w:eastAsia="Times New Roman" w:hAnsi="Times New Roman" w:cs="Times New Roman"/>
+          <w:sz w:val="28"/>
+          <w:szCs w:val="28"/>
+          <w:lang w:eastAsia="bg-BG"/>
+        </w:rPr>
+        <w:t>Възможни бъдещи разширения:</w:t>
+      </w:r>
+    </w:p>
+    <w:p>
+      <w:pPr>
+        <w:numPr>
+          <w:ilvl w:val="1"/>
+          <w:numId w:val="9"/>
+        </w:numPr>
+        <w:spacing w:before="100" w:beforeAutospacing="1" w:after="100" w:afterAutospacing="1" w:line="240" w:lineRule="auto"/>
+        <w:rPr>
+          <w:rFonts w:ascii="Times New Roman" w:eastAsia="Times New Roman" w:hAnsi="Times New Roman" w:cs="Times New Roman"/>
+          <w:sz w:val="28"/>
+          <w:szCs w:val="28"/>
+          <w:lang w:eastAsia="bg-BG"/>
+        </w:rPr>
+      </w:pPr>
+      <w:r>
+        <w:rPr>
+          <w:rFonts w:ascii="Times New Roman" w:eastAsia="Times New Roman" w:hAnsi="Times New Roman" w:cs="Times New Roman"/>
+          <w:sz w:val="28"/>
+          <w:szCs w:val="28"/>
+          <w:lang w:eastAsia="bg-BG"/>
+        </w:rPr>
+        <w:t>Показване на текущото състояние на лампата в реално време.</w:t>
+      </w:r>
+    </w:p>
+    <w:p>
+      <w:pPr>
+        <w:numPr>
+          <w:ilvl w:val="1"/>
+          <w:numId w:val="9"/>
+        </w:numPr>
+        <w:spacing w:before="100" w:beforeAutospacing="1" w:after="100" w:afterAutospacing="1" w:line="240" w:lineRule="auto"/>
+        <w:rPr>
+          <w:rFonts w:ascii="Times New Roman" w:eastAsia="Times New Roman" w:hAnsi="Times New Roman" w:cs="Times New Roman"/>
+          <w:sz w:val="28"/>
+          <w:szCs w:val="28"/>
+          <w:lang w:eastAsia="bg-BG"/>
+        </w:rPr>
+      </w:pPr>
+      <w:r>
+        <w:rPr>
+          <w:rFonts w:ascii="Times New Roman" w:eastAsia="Times New Roman" w:hAnsi="Times New Roman" w:cs="Times New Roman"/>
+          <w:sz w:val="28"/>
+          <w:szCs w:val="28"/>
+          <w:lang w:eastAsia="bg-BG"/>
+        </w:rPr>
+        <w:t>Лог на всички действия.</w:t>
+      </w:r>
+    </w:p>
+    <w:p>
+      <w:pPr>
+        <w:numPr>
+          <w:ilvl w:val="1"/>
+          <w:numId w:val="9"/>
+        </w:numPr>
+        <w:spacing w:before="100" w:beforeAutospacing="1" w:after="100" w:afterAutospacing="1" w:line="240" w:lineRule="auto"/>
+        <w:rPr>
+          <w:rFonts w:ascii="Times New Roman" w:eastAsia="Times New Roman" w:hAnsi="Times New Roman" w:cs="Times New Roman"/>
+          <w:sz w:val="28"/>
+          <w:szCs w:val="28"/>
+          <w:lang w:eastAsia="bg-BG"/>
+        </w:rPr>
+      </w:pPr>
+      <w:r>
+        <w:rPr>
+          <w:rFonts w:ascii="Times New Roman" w:eastAsia="Times New Roman" w:hAnsi="Times New Roman" w:cs="Times New Roman"/>
+          <w:sz w:val="28"/>
+          <w:szCs w:val="28"/>
+          <w:lang w:eastAsia="bg-BG"/>
+        </w:rPr>
+        <w:t>Таймер или автоматично управление.</w:t>
+      </w:r>
+    </w:p>
+    <w:p>
+      <w:pPr>
+        <w:numPr>
+          <w:ilvl w:val="1"/>
+          <w:numId w:val="9"/>
+        </w:numPr>
+        <w:spacing w:before="100" w:beforeAutospacing="1" w:after="100" w:afterAutospacing="1" w:line="240" w:lineRule="auto"/>
+        <w:rPr>
+          <w:rFonts w:ascii="Times New Roman" w:eastAsia="Times New Roman" w:hAnsi="Times New Roman" w:cs="Times New Roman"/>
+          <w:sz w:val="28"/>
+          <w:szCs w:val="28"/>
+          <w:lang w:eastAsia="bg-BG"/>
+        </w:rPr>
+      </w:pPr>
+      <w:r>
+        <w:rPr>
+          <w:rFonts w:ascii="Times New Roman" w:eastAsia="Times New Roman" w:hAnsi="Times New Roman" w:cs="Times New Roman"/>
+          <w:sz w:val="28"/>
+          <w:szCs w:val="28"/>
+          <w:lang w:eastAsia="bg-BG"/>
+        </w:rPr>
+        <w:t>Добавяне на защита чрез потребителски акаунти.</w:t>
+      </w:r>
+    </w:p>
+    <w:p>
+      <w:pPr>
+        <w:spacing w:after="0" w:line="240" w:lineRule="auto"/>
+        <w:rPr>
+          <w:rFonts w:ascii="Times New Roman" w:eastAsia="Times New Roman" w:hAnsi="Times New Roman" w:cs="Times New Roman"/>
+          <w:sz w:val="28"/>
+          <w:szCs w:val="28"/>
+          <w:lang w:eastAsia="bg-BG"/>
+        </w:rPr>
+      </w:pPr>
+      <w:r>
+        <w:rPr>
+          <w:rFonts w:ascii="Times New Roman" w:eastAsia="Times New Roman" w:hAnsi="Times New Roman" w:cs="Times New Roman"/>
+          <w:sz w:val="28"/>
+          <w:szCs w:val="28"/>
+          <w:lang w:eastAsia="bg-BG"/>
+        </w:rPr>
+        <w:pict>
+          <v:rect id="_x0000_i1029" style="width:0;height:1.5pt" o:hralign="center" o:hrstd="t" o:hr="t" fillcolor="#a0a0a0" stroked="f"/>
+        </w:pict>
+      </w:r>
+    </w:p>
+    <w:p>
+      <w:pPr>
+        <w:spacing w:before="100" w:beforeAutospacing="1" w:after="100" w:afterAutospacing="1" w:line="240" w:lineRule="auto"/>
+        <w:outlineLvl w:val="1"/>
+        <w:rPr>
+          <w:rFonts w:ascii="Times New Roman" w:eastAsia="Times New Roman" w:hAnsi="Times New Roman" w:cs="Times New Roman"/>
+          <w:b/>
+          <w:bCs/>
+          <w:sz w:val="28"/>
+          <w:szCs w:val="28"/>
+          <w:lang w:eastAsia="bg-BG"/>
+        </w:rPr>
+      </w:pPr>
+      <w:r>
+        <w:rPr>
+          <w:rFonts w:ascii="Times New Roman" w:eastAsia="Times New Roman" w:hAnsi="Times New Roman" w:cs="Times New Roman"/>
+          <w:b/>
+          <w:bCs/>
+          <w:sz w:val="28"/>
+          <w:szCs w:val="28"/>
+          <w:lang w:eastAsia="bg-BG"/>
+        </w:rPr>
+        <w:t>6. Източници</w:t>
+      </w:r>
+    </w:p>
+    <w:p>
+      <w:pPr>
+        <w:numPr>
+          <w:ilvl w:val="0"/>
+          <w:numId w:val="10"/>
+        </w:numPr>
+        <w:spacing w:before="100" w:beforeAutospacing="1" w:after="100" w:afterAutospacing="1" w:line="240" w:lineRule="auto"/>
+        <w:rPr>
+          <w:rFonts w:ascii="Times New Roman" w:eastAsia="Times New Roman" w:hAnsi="Times New Roman" w:cs="Times New Roman"/>
+          <w:sz w:val="28"/>
+          <w:szCs w:val="28"/>
+          <w:lang w:eastAsia="bg-BG"/>
+        </w:rPr>
+      </w:pPr>
+      <w:r>
+        <w:rPr>
+          <w:rFonts w:ascii="Times New Roman" w:eastAsia="Times New Roman" w:hAnsi="Times New Roman" w:cs="Times New Roman"/>
+          <w:sz w:val="28"/>
+          <w:szCs w:val="28"/>
+          <w:lang w:eastAsia="bg-BG"/>
+        </w:rPr>
+        <w:lastRenderedPageBreak/>
+        <w:t>Литература и интернет ресурси, използвани за теорията и практическата реализация.</w:t>
+      </w:r>
+    </w:p>
+    <w:p/>
     <w:sectPr>
       <w:pgSz w:w="11906" w:h="16838"/>
       <w:pgMar w:top="1417" w:right="1417" w:bottom="1417" w:left="1417" w:header="708" w:footer="708" w:gutter="0"/>
@@ -17,6 +1481,1523 @@
     </w:sectPr>
   </w:body>
 </w:document>
+</file>
+
+<file path=word/numbering.xml><?xml version="1.0" encoding="utf-8"?>
+<w:numbering xmlns:wpc="http://schemas.microsoft.com/office/word/2010/wordprocessingCanvas" xmlns:cx="http://schemas.microsoft.com/office/drawing/2014/chartex" xmlns:mc="http://schemas.openxmlformats.org/markup-compatibility/2006" xmlns:o="urn:schemas-microsoft-com:office:office" xmlns:r="http://schemas.openxmlformats.org/officeDocument/2006/relationships" xmlns:m="http://schemas.openxmlformats.org/officeDocument/2006/math" xmlns:v="urn:schemas-microsoft-com:vml" xmlns:wp14="http://schemas.microsoft.com/office/word/2010/wordprocessingDrawing" xmlns:wp="http://schemas.openxmlformats.org/drawingml/2006/wordprocessingDrawing" xmlns:w10="urn:schemas-microsoft-com:office:word" xmlns:w="http://schemas.openxmlformats.org/wordprocessingml/2006/main" xmlns:w14="http://schemas.microsoft.com/office/word/2010/wordml" xmlns:w15="http://schemas.microsoft.com/office/word/2012/wordml" xmlns:w16se="http://schemas.microsoft.com/office/word/2015/wordml/symex" xmlns:wpg="http://schemas.microsoft.com/office/word/2010/wordprocessingGroup" xmlns:wpi="http://schemas.microsoft.com/office/word/2010/wordprocessingInk" xmlns:wne="http://schemas.microsoft.com/office/word/2006/wordml" xmlns:wps="http://schemas.microsoft.com/office/word/2010/wordprocessingShape" mc:Ignorable="w14 w15 w16se wp14">
+  <w:abstractNum w:abstractNumId="0" w15:restartNumberingAfterBreak="0">
+    <w:nsid w:val="001C69E0"/>
+    <w:multiLevelType w:val="multilevel"/>
+    <w:tmpl w:val="F48A0C88"/>
+    <w:lvl w:ilvl="0">
+      <w:start w:val="1"/>
+      <w:numFmt w:val="bullet"/>
+      <w:lvlText w:val=""/>
+      <w:lvlJc w:val="left"/>
+      <w:pPr>
+        <w:tabs>
+          <w:tab w:val="num" w:pos="720"/>
+        </w:tabs>
+        <w:ind w:left="720" w:hanging="360"/>
+      </w:pPr>
+      <w:rPr>
+        <w:rFonts w:ascii="Symbol" w:hAnsi="Symbol" w:hint="default"/>
+        <w:sz w:val="20"/>
+      </w:rPr>
+    </w:lvl>
+    <w:lvl w:ilvl="1" w:tentative="1">
+      <w:start w:val="1"/>
+      <w:numFmt w:val="bullet"/>
+      <w:lvlText w:val="o"/>
+      <w:lvlJc w:val="left"/>
+      <w:pPr>
+        <w:tabs>
+          <w:tab w:val="num" w:pos="1440"/>
+        </w:tabs>
+        <w:ind w:left="1440" w:hanging="360"/>
+      </w:pPr>
+      <w:rPr>
+        <w:rFonts w:ascii="Courier New" w:hAnsi="Courier New" w:hint="default"/>
+        <w:sz w:val="20"/>
+      </w:rPr>
+    </w:lvl>
+    <w:lvl w:ilvl="2" w:tentative="1">
+      <w:start w:val="1"/>
+      <w:numFmt w:val="bullet"/>
+      <w:lvlText w:val=""/>
+      <w:lvlJc w:val="left"/>
+      <w:pPr>
+        <w:tabs>
+          <w:tab w:val="num" w:pos="2160"/>
+        </w:tabs>
+        <w:ind w:left="2160" w:hanging="360"/>
+      </w:pPr>
+      <w:rPr>
+        <w:rFonts w:ascii="Wingdings" w:hAnsi="Wingdings" w:hint="default"/>
+        <w:sz w:val="20"/>
+      </w:rPr>
+    </w:lvl>
+    <w:lvl w:ilvl="3" w:tentative="1">
+      <w:start w:val="1"/>
+      <w:numFmt w:val="bullet"/>
+      <w:lvlText w:val=""/>
+      <w:lvlJc w:val="left"/>
+      <w:pPr>
+        <w:tabs>
+          <w:tab w:val="num" w:pos="2880"/>
+        </w:tabs>
+        <w:ind w:left="2880" w:hanging="360"/>
+      </w:pPr>
+      <w:rPr>
+        <w:rFonts w:ascii="Wingdings" w:hAnsi="Wingdings" w:hint="default"/>
+        <w:sz w:val="20"/>
+      </w:rPr>
+    </w:lvl>
+    <w:lvl w:ilvl="4" w:tentative="1">
+      <w:start w:val="1"/>
+      <w:numFmt w:val="bullet"/>
+      <w:lvlText w:val=""/>
+      <w:lvlJc w:val="left"/>
+      <w:pPr>
+        <w:tabs>
+          <w:tab w:val="num" w:pos="3600"/>
+        </w:tabs>
+        <w:ind w:left="3600" w:hanging="360"/>
+      </w:pPr>
+      <w:rPr>
+        <w:rFonts w:ascii="Wingdings" w:hAnsi="Wingdings" w:hint="default"/>
+        <w:sz w:val="20"/>
+      </w:rPr>
+    </w:lvl>
+    <w:lvl w:ilvl="5" w:tentative="1">
+      <w:start w:val="1"/>
+      <w:numFmt w:val="bullet"/>
+      <w:lvlText w:val=""/>
+      <w:lvlJc w:val="left"/>
+      <w:pPr>
+        <w:tabs>
+          <w:tab w:val="num" w:pos="4320"/>
+        </w:tabs>
+        <w:ind w:left="4320" w:hanging="360"/>
+      </w:pPr>
+      <w:rPr>
+        <w:rFonts w:ascii="Wingdings" w:hAnsi="Wingdings" w:hint="default"/>
+        <w:sz w:val="20"/>
+      </w:rPr>
+    </w:lvl>
+    <w:lvl w:ilvl="6" w:tentative="1">
+      <w:start w:val="1"/>
+      <w:numFmt w:val="bullet"/>
+      <w:lvlText w:val=""/>
+      <w:lvlJc w:val="left"/>
+      <w:pPr>
+        <w:tabs>
+          <w:tab w:val="num" w:pos="5040"/>
+        </w:tabs>
+        <w:ind w:left="5040" w:hanging="360"/>
+      </w:pPr>
+      <w:rPr>
+        <w:rFonts w:ascii="Wingdings" w:hAnsi="Wingdings" w:hint="default"/>
+        <w:sz w:val="20"/>
+      </w:rPr>
+    </w:lvl>
+    <w:lvl w:ilvl="7" w:tentative="1">
+      <w:start w:val="1"/>
+      <w:numFmt w:val="bullet"/>
+      <w:lvlText w:val=""/>
+      <w:lvlJc w:val="left"/>
+      <w:pPr>
+        <w:tabs>
+          <w:tab w:val="num" w:pos="5760"/>
+        </w:tabs>
+        <w:ind w:left="5760" w:hanging="360"/>
+      </w:pPr>
+      <w:rPr>
+        <w:rFonts w:ascii="Wingdings" w:hAnsi="Wingdings" w:hint="default"/>
+        <w:sz w:val="20"/>
+      </w:rPr>
+    </w:lvl>
+    <w:lvl w:ilvl="8" w:tentative="1">
+      <w:start w:val="1"/>
+      <w:numFmt w:val="bullet"/>
+      <w:lvlText w:val=""/>
+      <w:lvlJc w:val="left"/>
+      <w:pPr>
+        <w:tabs>
+          <w:tab w:val="num" w:pos="6480"/>
+        </w:tabs>
+        <w:ind w:left="6480" w:hanging="360"/>
+      </w:pPr>
+      <w:rPr>
+        <w:rFonts w:ascii="Wingdings" w:hAnsi="Wingdings" w:hint="default"/>
+        <w:sz w:val="20"/>
+      </w:rPr>
+    </w:lvl>
+  </w:abstractNum>
+  <w:abstractNum w:abstractNumId="1" w15:restartNumberingAfterBreak="0">
+    <w:nsid w:val="0B5C67FE"/>
+    <w:multiLevelType w:val="multilevel"/>
+    <w:tmpl w:val="9B4AD73A"/>
+    <w:lvl w:ilvl="0">
+      <w:start w:val="1"/>
+      <w:numFmt w:val="bullet"/>
+      <w:lvlText w:val=""/>
+      <w:lvlJc w:val="left"/>
+      <w:pPr>
+        <w:tabs>
+          <w:tab w:val="num" w:pos="720"/>
+        </w:tabs>
+        <w:ind w:left="720" w:hanging="360"/>
+      </w:pPr>
+      <w:rPr>
+        <w:rFonts w:ascii="Symbol" w:hAnsi="Symbol" w:hint="default"/>
+        <w:sz w:val="20"/>
+      </w:rPr>
+    </w:lvl>
+    <w:lvl w:ilvl="1">
+      <w:start w:val="1"/>
+      <w:numFmt w:val="decimal"/>
+      <w:lvlText w:val="%2."/>
+      <w:lvlJc w:val="left"/>
+      <w:pPr>
+        <w:tabs>
+          <w:tab w:val="num" w:pos="1440"/>
+        </w:tabs>
+        <w:ind w:left="1440" w:hanging="360"/>
+      </w:pPr>
+    </w:lvl>
+    <w:lvl w:ilvl="2" w:tentative="1">
+      <w:start w:val="1"/>
+      <w:numFmt w:val="bullet"/>
+      <w:lvlText w:val=""/>
+      <w:lvlJc w:val="left"/>
+      <w:pPr>
+        <w:tabs>
+          <w:tab w:val="num" w:pos="2160"/>
+        </w:tabs>
+        <w:ind w:left="2160" w:hanging="360"/>
+      </w:pPr>
+      <w:rPr>
+        <w:rFonts w:ascii="Wingdings" w:hAnsi="Wingdings" w:hint="default"/>
+        <w:sz w:val="20"/>
+      </w:rPr>
+    </w:lvl>
+    <w:lvl w:ilvl="3" w:tentative="1">
+      <w:start w:val="1"/>
+      <w:numFmt w:val="bullet"/>
+      <w:lvlText w:val=""/>
+      <w:lvlJc w:val="left"/>
+      <w:pPr>
+        <w:tabs>
+          <w:tab w:val="num" w:pos="2880"/>
+        </w:tabs>
+        <w:ind w:left="2880" w:hanging="360"/>
+      </w:pPr>
+      <w:rPr>
+        <w:rFonts w:ascii="Wingdings" w:hAnsi="Wingdings" w:hint="default"/>
+        <w:sz w:val="20"/>
+      </w:rPr>
+    </w:lvl>
+    <w:lvl w:ilvl="4" w:tentative="1">
+      <w:start w:val="1"/>
+      <w:numFmt w:val="bullet"/>
+      <w:lvlText w:val=""/>
+      <w:lvlJc w:val="left"/>
+      <w:pPr>
+        <w:tabs>
+          <w:tab w:val="num" w:pos="3600"/>
+        </w:tabs>
+        <w:ind w:left="3600" w:hanging="360"/>
+      </w:pPr>
+      <w:rPr>
+        <w:rFonts w:ascii="Wingdings" w:hAnsi="Wingdings" w:hint="default"/>
+        <w:sz w:val="20"/>
+      </w:rPr>
+    </w:lvl>
+    <w:lvl w:ilvl="5" w:tentative="1">
+      <w:start w:val="1"/>
+      <w:numFmt w:val="bullet"/>
+      <w:lvlText w:val=""/>
+      <w:lvlJc w:val="left"/>
+      <w:pPr>
+        <w:tabs>
+          <w:tab w:val="num" w:pos="4320"/>
+        </w:tabs>
+        <w:ind w:left="4320" w:hanging="360"/>
+      </w:pPr>
+      <w:rPr>
+        <w:rFonts w:ascii="Wingdings" w:hAnsi="Wingdings" w:hint="default"/>
+        <w:sz w:val="20"/>
+      </w:rPr>
+    </w:lvl>
+    <w:lvl w:ilvl="6" w:tentative="1">
+      <w:start w:val="1"/>
+      <w:numFmt w:val="bullet"/>
+      <w:lvlText w:val=""/>
+      <w:lvlJc w:val="left"/>
+      <w:pPr>
+        <w:tabs>
+          <w:tab w:val="num" w:pos="5040"/>
+        </w:tabs>
+        <w:ind w:left="5040" w:hanging="360"/>
+      </w:pPr>
+      <w:rPr>
+        <w:rFonts w:ascii="Wingdings" w:hAnsi="Wingdings" w:hint="default"/>
+        <w:sz w:val="20"/>
+      </w:rPr>
+    </w:lvl>
+    <w:lvl w:ilvl="7" w:tentative="1">
+      <w:start w:val="1"/>
+      <w:numFmt w:val="bullet"/>
+      <w:lvlText w:val=""/>
+      <w:lvlJc w:val="left"/>
+      <w:pPr>
+        <w:tabs>
+          <w:tab w:val="num" w:pos="5760"/>
+        </w:tabs>
+        <w:ind w:left="5760" w:hanging="360"/>
+      </w:pPr>
+      <w:rPr>
+        <w:rFonts w:ascii="Wingdings" w:hAnsi="Wingdings" w:hint="default"/>
+        <w:sz w:val="20"/>
+      </w:rPr>
+    </w:lvl>
+    <w:lvl w:ilvl="8" w:tentative="1">
+      <w:start w:val="1"/>
+      <w:numFmt w:val="bullet"/>
+      <w:lvlText w:val=""/>
+      <w:lvlJc w:val="left"/>
+      <w:pPr>
+        <w:tabs>
+          <w:tab w:val="num" w:pos="6480"/>
+        </w:tabs>
+        <w:ind w:left="6480" w:hanging="360"/>
+      </w:pPr>
+      <w:rPr>
+        <w:rFonts w:ascii="Wingdings" w:hAnsi="Wingdings" w:hint="default"/>
+        <w:sz w:val="20"/>
+      </w:rPr>
+    </w:lvl>
+  </w:abstractNum>
+  <w:abstractNum w:abstractNumId="2" w15:restartNumberingAfterBreak="0">
+    <w:nsid w:val="15A165B3"/>
+    <w:multiLevelType w:val="multilevel"/>
+    <w:tmpl w:val="B456C9B2"/>
+    <w:lvl w:ilvl="0">
+      <w:start w:val="1"/>
+      <w:numFmt w:val="bullet"/>
+      <w:lvlText w:val=""/>
+      <w:lvlJc w:val="left"/>
+      <w:pPr>
+        <w:tabs>
+          <w:tab w:val="num" w:pos="720"/>
+        </w:tabs>
+        <w:ind w:left="720" w:hanging="360"/>
+      </w:pPr>
+      <w:rPr>
+        <w:rFonts w:ascii="Symbol" w:hAnsi="Symbol" w:hint="default"/>
+        <w:sz w:val="20"/>
+      </w:rPr>
+    </w:lvl>
+    <w:lvl w:ilvl="1" w:tentative="1">
+      <w:start w:val="1"/>
+      <w:numFmt w:val="bullet"/>
+      <w:lvlText w:val="o"/>
+      <w:lvlJc w:val="left"/>
+      <w:pPr>
+        <w:tabs>
+          <w:tab w:val="num" w:pos="1440"/>
+        </w:tabs>
+        <w:ind w:left="1440" w:hanging="360"/>
+      </w:pPr>
+      <w:rPr>
+        <w:rFonts w:ascii="Courier New" w:hAnsi="Courier New" w:hint="default"/>
+        <w:sz w:val="20"/>
+      </w:rPr>
+    </w:lvl>
+    <w:lvl w:ilvl="2" w:tentative="1">
+      <w:start w:val="1"/>
+      <w:numFmt w:val="bullet"/>
+      <w:lvlText w:val=""/>
+      <w:lvlJc w:val="left"/>
+      <w:pPr>
+        <w:tabs>
+          <w:tab w:val="num" w:pos="2160"/>
+        </w:tabs>
+        <w:ind w:left="2160" w:hanging="360"/>
+      </w:pPr>
+      <w:rPr>
+        <w:rFonts w:ascii="Wingdings" w:hAnsi="Wingdings" w:hint="default"/>
+        <w:sz w:val="20"/>
+      </w:rPr>
+    </w:lvl>
+    <w:lvl w:ilvl="3" w:tentative="1">
+      <w:start w:val="1"/>
+      <w:numFmt w:val="bullet"/>
+      <w:lvlText w:val=""/>
+      <w:lvlJc w:val="left"/>
+      <w:pPr>
+        <w:tabs>
+          <w:tab w:val="num" w:pos="2880"/>
+        </w:tabs>
+        <w:ind w:left="2880" w:hanging="360"/>
+      </w:pPr>
+      <w:rPr>
+        <w:rFonts w:ascii="Wingdings" w:hAnsi="Wingdings" w:hint="default"/>
+        <w:sz w:val="20"/>
+      </w:rPr>
+    </w:lvl>
+    <w:lvl w:ilvl="4" w:tentative="1">
+      <w:start w:val="1"/>
+      <w:numFmt w:val="bullet"/>
+      <w:lvlText w:val=""/>
+      <w:lvlJc w:val="left"/>
+      <w:pPr>
+        <w:tabs>
+          <w:tab w:val="num" w:pos="3600"/>
+        </w:tabs>
+        <w:ind w:left="3600" w:hanging="360"/>
+      </w:pPr>
+      <w:rPr>
+        <w:rFonts w:ascii="Wingdings" w:hAnsi="Wingdings" w:hint="default"/>
+        <w:sz w:val="20"/>
+      </w:rPr>
+    </w:lvl>
+    <w:lvl w:ilvl="5" w:tentative="1">
+      <w:start w:val="1"/>
+      <w:numFmt w:val="bullet"/>
+      <w:lvlText w:val=""/>
+      <w:lvlJc w:val="left"/>
+      <w:pPr>
+        <w:tabs>
+          <w:tab w:val="num" w:pos="4320"/>
+        </w:tabs>
+        <w:ind w:left="4320" w:hanging="360"/>
+      </w:pPr>
+      <w:rPr>
+        <w:rFonts w:ascii="Wingdings" w:hAnsi="Wingdings" w:hint="default"/>
+        <w:sz w:val="20"/>
+      </w:rPr>
+    </w:lvl>
+    <w:lvl w:ilvl="6" w:tentative="1">
+      <w:start w:val="1"/>
+      <w:numFmt w:val="bullet"/>
+      <w:lvlText w:val=""/>
+      <w:lvlJc w:val="left"/>
+      <w:pPr>
+        <w:tabs>
+          <w:tab w:val="num" w:pos="5040"/>
+        </w:tabs>
+        <w:ind w:left="5040" w:hanging="360"/>
+      </w:pPr>
+      <w:rPr>
+        <w:rFonts w:ascii="Wingdings" w:hAnsi="Wingdings" w:hint="default"/>
+        <w:sz w:val="20"/>
+      </w:rPr>
+    </w:lvl>
+    <w:lvl w:ilvl="7" w:tentative="1">
+      <w:start w:val="1"/>
+      <w:numFmt w:val="bullet"/>
+      <w:lvlText w:val=""/>
+      <w:lvlJc w:val="left"/>
+      <w:pPr>
+        <w:tabs>
+          <w:tab w:val="num" w:pos="5760"/>
+        </w:tabs>
+        <w:ind w:left="5760" w:hanging="360"/>
+      </w:pPr>
+      <w:rPr>
+        <w:rFonts w:ascii="Wingdings" w:hAnsi="Wingdings" w:hint="default"/>
+        <w:sz w:val="20"/>
+      </w:rPr>
+    </w:lvl>
+    <w:lvl w:ilvl="8" w:tentative="1">
+      <w:start w:val="1"/>
+      <w:numFmt w:val="bullet"/>
+      <w:lvlText w:val=""/>
+      <w:lvlJc w:val="left"/>
+      <w:pPr>
+        <w:tabs>
+          <w:tab w:val="num" w:pos="6480"/>
+        </w:tabs>
+        <w:ind w:left="6480" w:hanging="360"/>
+      </w:pPr>
+      <w:rPr>
+        <w:rFonts w:ascii="Wingdings" w:hAnsi="Wingdings" w:hint="default"/>
+        <w:sz w:val="20"/>
+      </w:rPr>
+    </w:lvl>
+  </w:abstractNum>
+  <w:abstractNum w:abstractNumId="3" w15:restartNumberingAfterBreak="0">
+    <w:nsid w:val="1B5966E8"/>
+    <w:multiLevelType w:val="multilevel"/>
+    <w:tmpl w:val="56F09596"/>
+    <w:lvl w:ilvl="0">
+      <w:start w:val="1"/>
+      <w:numFmt w:val="bullet"/>
+      <w:lvlText w:val=""/>
+      <w:lvlJc w:val="left"/>
+      <w:pPr>
+        <w:tabs>
+          <w:tab w:val="num" w:pos="720"/>
+        </w:tabs>
+        <w:ind w:left="720" w:hanging="360"/>
+      </w:pPr>
+      <w:rPr>
+        <w:rFonts w:ascii="Symbol" w:hAnsi="Symbol" w:hint="default"/>
+        <w:sz w:val="20"/>
+      </w:rPr>
+    </w:lvl>
+    <w:lvl w:ilvl="1" w:tentative="1">
+      <w:start w:val="1"/>
+      <w:numFmt w:val="bullet"/>
+      <w:lvlText w:val="o"/>
+      <w:lvlJc w:val="left"/>
+      <w:pPr>
+        <w:tabs>
+          <w:tab w:val="num" w:pos="1440"/>
+        </w:tabs>
+        <w:ind w:left="1440" w:hanging="360"/>
+      </w:pPr>
+      <w:rPr>
+        <w:rFonts w:ascii="Courier New" w:hAnsi="Courier New" w:hint="default"/>
+        <w:sz w:val="20"/>
+      </w:rPr>
+    </w:lvl>
+    <w:lvl w:ilvl="2" w:tentative="1">
+      <w:start w:val="1"/>
+      <w:numFmt w:val="bullet"/>
+      <w:lvlText w:val=""/>
+      <w:lvlJc w:val="left"/>
+      <w:pPr>
+        <w:tabs>
+          <w:tab w:val="num" w:pos="2160"/>
+        </w:tabs>
+        <w:ind w:left="2160" w:hanging="360"/>
+      </w:pPr>
+      <w:rPr>
+        <w:rFonts w:ascii="Wingdings" w:hAnsi="Wingdings" w:hint="default"/>
+        <w:sz w:val="20"/>
+      </w:rPr>
+    </w:lvl>
+    <w:lvl w:ilvl="3" w:tentative="1">
+      <w:start w:val="1"/>
+      <w:numFmt w:val="bullet"/>
+      <w:lvlText w:val=""/>
+      <w:lvlJc w:val="left"/>
+      <w:pPr>
+        <w:tabs>
+          <w:tab w:val="num" w:pos="2880"/>
+        </w:tabs>
+        <w:ind w:left="2880" w:hanging="360"/>
+      </w:pPr>
+      <w:rPr>
+        <w:rFonts w:ascii="Wingdings" w:hAnsi="Wingdings" w:hint="default"/>
+        <w:sz w:val="20"/>
+      </w:rPr>
+    </w:lvl>
+    <w:lvl w:ilvl="4" w:tentative="1">
+      <w:start w:val="1"/>
+      <w:numFmt w:val="bullet"/>
+      <w:lvlText w:val=""/>
+      <w:lvlJc w:val="left"/>
+      <w:pPr>
+        <w:tabs>
+          <w:tab w:val="num" w:pos="3600"/>
+        </w:tabs>
+        <w:ind w:left="3600" w:hanging="360"/>
+      </w:pPr>
+      <w:rPr>
+        <w:rFonts w:ascii="Wingdings" w:hAnsi="Wingdings" w:hint="default"/>
+        <w:sz w:val="20"/>
+      </w:rPr>
+    </w:lvl>
+    <w:lvl w:ilvl="5" w:tentative="1">
+      <w:start w:val="1"/>
+      <w:numFmt w:val="bullet"/>
+      <w:lvlText w:val=""/>
+      <w:lvlJc w:val="left"/>
+      <w:pPr>
+        <w:tabs>
+          <w:tab w:val="num" w:pos="4320"/>
+        </w:tabs>
+        <w:ind w:left="4320" w:hanging="360"/>
+      </w:pPr>
+      <w:rPr>
+        <w:rFonts w:ascii="Wingdings" w:hAnsi="Wingdings" w:hint="default"/>
+        <w:sz w:val="20"/>
+      </w:rPr>
+    </w:lvl>
+    <w:lvl w:ilvl="6" w:tentative="1">
+      <w:start w:val="1"/>
+      <w:numFmt w:val="bullet"/>
+      <w:lvlText w:val=""/>
+      <w:lvlJc w:val="left"/>
+      <w:pPr>
+        <w:tabs>
+          <w:tab w:val="num" w:pos="5040"/>
+        </w:tabs>
+        <w:ind w:left="5040" w:hanging="360"/>
+      </w:pPr>
+      <w:rPr>
+        <w:rFonts w:ascii="Wingdings" w:hAnsi="Wingdings" w:hint="default"/>
+        <w:sz w:val="20"/>
+      </w:rPr>
+    </w:lvl>
+    <w:lvl w:ilvl="7" w:tentative="1">
+      <w:start w:val="1"/>
+      <w:numFmt w:val="bullet"/>
+      <w:lvlText w:val=""/>
+      <w:lvlJc w:val="left"/>
+      <w:pPr>
+        <w:tabs>
+          <w:tab w:val="num" w:pos="5760"/>
+        </w:tabs>
+        <w:ind w:left="5760" w:hanging="360"/>
+      </w:pPr>
+      <w:rPr>
+        <w:rFonts w:ascii="Wingdings" w:hAnsi="Wingdings" w:hint="default"/>
+        <w:sz w:val="20"/>
+      </w:rPr>
+    </w:lvl>
+    <w:lvl w:ilvl="8" w:tentative="1">
+      <w:start w:val="1"/>
+      <w:numFmt w:val="bullet"/>
+      <w:lvlText w:val=""/>
+      <w:lvlJc w:val="left"/>
+      <w:pPr>
+        <w:tabs>
+          <w:tab w:val="num" w:pos="6480"/>
+        </w:tabs>
+        <w:ind w:left="6480" w:hanging="360"/>
+      </w:pPr>
+      <w:rPr>
+        <w:rFonts w:ascii="Wingdings" w:hAnsi="Wingdings" w:hint="default"/>
+        <w:sz w:val="20"/>
+      </w:rPr>
+    </w:lvl>
+  </w:abstractNum>
+  <w:abstractNum w:abstractNumId="4" w15:restartNumberingAfterBreak="0">
+    <w:nsid w:val="1DA74C03"/>
+    <w:multiLevelType w:val="multilevel"/>
+    <w:tmpl w:val="B1B63A9A"/>
+    <w:lvl w:ilvl="0">
+      <w:start w:val="1"/>
+      <w:numFmt w:val="bullet"/>
+      <w:lvlText w:val=""/>
+      <w:lvlJc w:val="left"/>
+      <w:pPr>
+        <w:tabs>
+          <w:tab w:val="num" w:pos="720"/>
+        </w:tabs>
+        <w:ind w:left="720" w:hanging="360"/>
+      </w:pPr>
+      <w:rPr>
+        <w:rFonts w:ascii="Symbol" w:hAnsi="Symbol" w:hint="default"/>
+        <w:sz w:val="20"/>
+      </w:rPr>
+    </w:lvl>
+    <w:lvl w:ilvl="1" w:tentative="1">
+      <w:start w:val="1"/>
+      <w:numFmt w:val="bullet"/>
+      <w:lvlText w:val="o"/>
+      <w:lvlJc w:val="left"/>
+      <w:pPr>
+        <w:tabs>
+          <w:tab w:val="num" w:pos="1440"/>
+        </w:tabs>
+        <w:ind w:left="1440" w:hanging="360"/>
+      </w:pPr>
+      <w:rPr>
+        <w:rFonts w:ascii="Courier New" w:hAnsi="Courier New" w:hint="default"/>
+        <w:sz w:val="20"/>
+      </w:rPr>
+    </w:lvl>
+    <w:lvl w:ilvl="2" w:tentative="1">
+      <w:start w:val="1"/>
+      <w:numFmt w:val="bullet"/>
+      <w:lvlText w:val=""/>
+      <w:lvlJc w:val="left"/>
+      <w:pPr>
+        <w:tabs>
+          <w:tab w:val="num" w:pos="2160"/>
+        </w:tabs>
+        <w:ind w:left="2160" w:hanging="360"/>
+      </w:pPr>
+      <w:rPr>
+        <w:rFonts w:ascii="Wingdings" w:hAnsi="Wingdings" w:hint="default"/>
+        <w:sz w:val="20"/>
+      </w:rPr>
+    </w:lvl>
+    <w:lvl w:ilvl="3" w:tentative="1">
+      <w:start w:val="1"/>
+      <w:numFmt w:val="bullet"/>
+      <w:lvlText w:val=""/>
+      <w:lvlJc w:val="left"/>
+      <w:pPr>
+        <w:tabs>
+          <w:tab w:val="num" w:pos="2880"/>
+        </w:tabs>
+        <w:ind w:left="2880" w:hanging="360"/>
+      </w:pPr>
+      <w:rPr>
+        <w:rFonts w:ascii="Wingdings" w:hAnsi="Wingdings" w:hint="default"/>
+        <w:sz w:val="20"/>
+      </w:rPr>
+    </w:lvl>
+    <w:lvl w:ilvl="4" w:tentative="1">
+      <w:start w:val="1"/>
+      <w:numFmt w:val="bullet"/>
+      <w:lvlText w:val=""/>
+      <w:lvlJc w:val="left"/>
+      <w:pPr>
+        <w:tabs>
+          <w:tab w:val="num" w:pos="3600"/>
+        </w:tabs>
+        <w:ind w:left="3600" w:hanging="360"/>
+      </w:pPr>
+      <w:rPr>
+        <w:rFonts w:ascii="Wingdings" w:hAnsi="Wingdings" w:hint="default"/>
+        <w:sz w:val="20"/>
+      </w:rPr>
+    </w:lvl>
+    <w:lvl w:ilvl="5" w:tentative="1">
+      <w:start w:val="1"/>
+      <w:numFmt w:val="bullet"/>
+      <w:lvlText w:val=""/>
+      <w:lvlJc w:val="left"/>
+      <w:pPr>
+        <w:tabs>
+          <w:tab w:val="num" w:pos="4320"/>
+        </w:tabs>
+        <w:ind w:left="4320" w:hanging="360"/>
+      </w:pPr>
+      <w:rPr>
+        <w:rFonts w:ascii="Wingdings" w:hAnsi="Wingdings" w:hint="default"/>
+        <w:sz w:val="20"/>
+      </w:rPr>
+    </w:lvl>
+    <w:lvl w:ilvl="6" w:tentative="1">
+      <w:start w:val="1"/>
+      <w:numFmt w:val="bullet"/>
+      <w:lvlText w:val=""/>
+      <w:lvlJc w:val="left"/>
+      <w:pPr>
+        <w:tabs>
+          <w:tab w:val="num" w:pos="5040"/>
+        </w:tabs>
+        <w:ind w:left="5040" w:hanging="360"/>
+      </w:pPr>
+      <w:rPr>
+        <w:rFonts w:ascii="Wingdings" w:hAnsi="Wingdings" w:hint="default"/>
+        <w:sz w:val="20"/>
+      </w:rPr>
+    </w:lvl>
+    <w:lvl w:ilvl="7" w:tentative="1">
+      <w:start w:val="1"/>
+      <w:numFmt w:val="bullet"/>
+      <w:lvlText w:val=""/>
+      <w:lvlJc w:val="left"/>
+      <w:pPr>
+        <w:tabs>
+          <w:tab w:val="num" w:pos="5760"/>
+        </w:tabs>
+        <w:ind w:left="5760" w:hanging="360"/>
+      </w:pPr>
+      <w:rPr>
+        <w:rFonts w:ascii="Wingdings" w:hAnsi="Wingdings" w:hint="default"/>
+        <w:sz w:val="20"/>
+      </w:rPr>
+    </w:lvl>
+    <w:lvl w:ilvl="8" w:tentative="1">
+      <w:start w:val="1"/>
+      <w:numFmt w:val="bullet"/>
+      <w:lvlText w:val=""/>
+      <w:lvlJc w:val="left"/>
+      <w:pPr>
+        <w:tabs>
+          <w:tab w:val="num" w:pos="6480"/>
+        </w:tabs>
+        <w:ind w:left="6480" w:hanging="360"/>
+      </w:pPr>
+      <w:rPr>
+        <w:rFonts w:ascii="Wingdings" w:hAnsi="Wingdings" w:hint="default"/>
+        <w:sz w:val="20"/>
+      </w:rPr>
+    </w:lvl>
+  </w:abstractNum>
+  <w:abstractNum w:abstractNumId="5" w15:restartNumberingAfterBreak="0">
+    <w:nsid w:val="1DAF01DD"/>
+    <w:multiLevelType w:val="multilevel"/>
+    <w:tmpl w:val="5B3A1D12"/>
+    <w:lvl w:ilvl="0">
+      <w:start w:val="1"/>
+      <w:numFmt w:val="bullet"/>
+      <w:lvlText w:val=""/>
+      <w:lvlJc w:val="left"/>
+      <w:pPr>
+        <w:tabs>
+          <w:tab w:val="num" w:pos="720"/>
+        </w:tabs>
+        <w:ind w:left="720" w:hanging="360"/>
+      </w:pPr>
+      <w:rPr>
+        <w:rFonts w:ascii="Symbol" w:hAnsi="Symbol" w:hint="default"/>
+        <w:sz w:val="20"/>
+      </w:rPr>
+    </w:lvl>
+    <w:lvl w:ilvl="1">
+      <w:start w:val="1"/>
+      <w:numFmt w:val="bullet"/>
+      <w:lvlText w:val="o"/>
+      <w:lvlJc w:val="left"/>
+      <w:pPr>
+        <w:tabs>
+          <w:tab w:val="num" w:pos="1440"/>
+        </w:tabs>
+        <w:ind w:left="1440" w:hanging="360"/>
+      </w:pPr>
+      <w:rPr>
+        <w:rFonts w:ascii="Courier New" w:hAnsi="Courier New" w:hint="default"/>
+        <w:sz w:val="20"/>
+      </w:rPr>
+    </w:lvl>
+    <w:lvl w:ilvl="2" w:tentative="1">
+      <w:start w:val="1"/>
+      <w:numFmt w:val="bullet"/>
+      <w:lvlText w:val=""/>
+      <w:lvlJc w:val="left"/>
+      <w:pPr>
+        <w:tabs>
+          <w:tab w:val="num" w:pos="2160"/>
+        </w:tabs>
+        <w:ind w:left="2160" w:hanging="360"/>
+      </w:pPr>
+      <w:rPr>
+        <w:rFonts w:ascii="Wingdings" w:hAnsi="Wingdings" w:hint="default"/>
+        <w:sz w:val="20"/>
+      </w:rPr>
+    </w:lvl>
+    <w:lvl w:ilvl="3" w:tentative="1">
+      <w:start w:val="1"/>
+      <w:numFmt w:val="bullet"/>
+      <w:lvlText w:val=""/>
+      <w:lvlJc w:val="left"/>
+      <w:pPr>
+        <w:tabs>
+          <w:tab w:val="num" w:pos="2880"/>
+        </w:tabs>
+        <w:ind w:left="2880" w:hanging="360"/>
+      </w:pPr>
+      <w:rPr>
+        <w:rFonts w:ascii="Wingdings" w:hAnsi="Wingdings" w:hint="default"/>
+        <w:sz w:val="20"/>
+      </w:rPr>
+    </w:lvl>
+    <w:lvl w:ilvl="4" w:tentative="1">
+      <w:start w:val="1"/>
+      <w:numFmt w:val="bullet"/>
+      <w:lvlText w:val=""/>
+      <w:lvlJc w:val="left"/>
+      <w:pPr>
+        <w:tabs>
+          <w:tab w:val="num" w:pos="3600"/>
+        </w:tabs>
+        <w:ind w:left="3600" w:hanging="360"/>
+      </w:pPr>
+      <w:rPr>
+        <w:rFonts w:ascii="Wingdings" w:hAnsi="Wingdings" w:hint="default"/>
+        <w:sz w:val="20"/>
+      </w:rPr>
+    </w:lvl>
+    <w:lvl w:ilvl="5" w:tentative="1">
+      <w:start w:val="1"/>
+      <w:numFmt w:val="bullet"/>
+      <w:lvlText w:val=""/>
+      <w:lvlJc w:val="left"/>
+      <w:pPr>
+        <w:tabs>
+          <w:tab w:val="num" w:pos="4320"/>
+        </w:tabs>
+        <w:ind w:left="4320" w:hanging="360"/>
+      </w:pPr>
+      <w:rPr>
+        <w:rFonts w:ascii="Wingdings" w:hAnsi="Wingdings" w:hint="default"/>
+        <w:sz w:val="20"/>
+      </w:rPr>
+    </w:lvl>
+    <w:lvl w:ilvl="6" w:tentative="1">
+      <w:start w:val="1"/>
+      <w:numFmt w:val="bullet"/>
+      <w:lvlText w:val=""/>
+      <w:lvlJc w:val="left"/>
+      <w:pPr>
+        <w:tabs>
+          <w:tab w:val="num" w:pos="5040"/>
+        </w:tabs>
+        <w:ind w:left="5040" w:hanging="360"/>
+      </w:pPr>
+      <w:rPr>
+        <w:rFonts w:ascii="Wingdings" w:hAnsi="Wingdings" w:hint="default"/>
+        <w:sz w:val="20"/>
+      </w:rPr>
+    </w:lvl>
+    <w:lvl w:ilvl="7" w:tentative="1">
+      <w:start w:val="1"/>
+      <w:numFmt w:val="bullet"/>
+      <w:lvlText w:val=""/>
+      <w:lvlJc w:val="left"/>
+      <w:pPr>
+        <w:tabs>
+          <w:tab w:val="num" w:pos="5760"/>
+        </w:tabs>
+        <w:ind w:left="5760" w:hanging="360"/>
+      </w:pPr>
+      <w:rPr>
+        <w:rFonts w:ascii="Wingdings" w:hAnsi="Wingdings" w:hint="default"/>
+        <w:sz w:val="20"/>
+      </w:rPr>
+    </w:lvl>
+    <w:lvl w:ilvl="8" w:tentative="1">
+      <w:start w:val="1"/>
+      <w:numFmt w:val="bullet"/>
+      <w:lvlText w:val=""/>
+      <w:lvlJc w:val="left"/>
+      <w:pPr>
+        <w:tabs>
+          <w:tab w:val="num" w:pos="6480"/>
+        </w:tabs>
+        <w:ind w:left="6480" w:hanging="360"/>
+      </w:pPr>
+      <w:rPr>
+        <w:rFonts w:ascii="Wingdings" w:hAnsi="Wingdings" w:hint="default"/>
+        <w:sz w:val="20"/>
+      </w:rPr>
+    </w:lvl>
+  </w:abstractNum>
+  <w:abstractNum w:abstractNumId="6" w15:restartNumberingAfterBreak="0">
+    <w:nsid w:val="3A064166"/>
+    <w:multiLevelType w:val="multilevel"/>
+    <w:tmpl w:val="496C0E90"/>
+    <w:lvl w:ilvl="0">
+      <w:start w:val="1"/>
+      <w:numFmt w:val="bullet"/>
+      <w:lvlText w:val=""/>
+      <w:lvlJc w:val="left"/>
+      <w:pPr>
+        <w:tabs>
+          <w:tab w:val="num" w:pos="720"/>
+        </w:tabs>
+        <w:ind w:left="720" w:hanging="360"/>
+      </w:pPr>
+      <w:rPr>
+        <w:rFonts w:ascii="Symbol" w:hAnsi="Symbol" w:hint="default"/>
+        <w:sz w:val="20"/>
+      </w:rPr>
+    </w:lvl>
+    <w:lvl w:ilvl="1">
+      <w:start w:val="1"/>
+      <w:numFmt w:val="bullet"/>
+      <w:lvlText w:val="o"/>
+      <w:lvlJc w:val="left"/>
+      <w:pPr>
+        <w:tabs>
+          <w:tab w:val="num" w:pos="1440"/>
+        </w:tabs>
+        <w:ind w:left="1440" w:hanging="360"/>
+      </w:pPr>
+      <w:rPr>
+        <w:rFonts w:ascii="Courier New" w:hAnsi="Courier New" w:hint="default"/>
+        <w:sz w:val="20"/>
+      </w:rPr>
+    </w:lvl>
+    <w:lvl w:ilvl="2" w:tentative="1">
+      <w:start w:val="1"/>
+      <w:numFmt w:val="bullet"/>
+      <w:lvlText w:val=""/>
+      <w:lvlJc w:val="left"/>
+      <w:pPr>
+        <w:tabs>
+          <w:tab w:val="num" w:pos="2160"/>
+        </w:tabs>
+        <w:ind w:left="2160" w:hanging="360"/>
+      </w:pPr>
+      <w:rPr>
+        <w:rFonts w:ascii="Wingdings" w:hAnsi="Wingdings" w:hint="default"/>
+        <w:sz w:val="20"/>
+      </w:rPr>
+    </w:lvl>
+    <w:lvl w:ilvl="3" w:tentative="1">
+      <w:start w:val="1"/>
+      <w:numFmt w:val="bullet"/>
+      <w:lvlText w:val=""/>
+      <w:lvlJc w:val="left"/>
+      <w:pPr>
+        <w:tabs>
+          <w:tab w:val="num" w:pos="2880"/>
+        </w:tabs>
+        <w:ind w:left="2880" w:hanging="360"/>
+      </w:pPr>
+      <w:rPr>
+        <w:rFonts w:ascii="Wingdings" w:hAnsi="Wingdings" w:hint="default"/>
+        <w:sz w:val="20"/>
+      </w:rPr>
+    </w:lvl>
+    <w:lvl w:ilvl="4" w:tentative="1">
+      <w:start w:val="1"/>
+      <w:numFmt w:val="bullet"/>
+      <w:lvlText w:val=""/>
+      <w:lvlJc w:val="left"/>
+      <w:pPr>
+        <w:tabs>
+          <w:tab w:val="num" w:pos="3600"/>
+        </w:tabs>
+        <w:ind w:left="3600" w:hanging="360"/>
+      </w:pPr>
+      <w:rPr>
+        <w:rFonts w:ascii="Wingdings" w:hAnsi="Wingdings" w:hint="default"/>
+        <w:sz w:val="20"/>
+      </w:rPr>
+    </w:lvl>
+    <w:lvl w:ilvl="5" w:tentative="1">
+      <w:start w:val="1"/>
+      <w:numFmt w:val="bullet"/>
+      <w:lvlText w:val=""/>
+      <w:lvlJc w:val="left"/>
+      <w:pPr>
+        <w:tabs>
+          <w:tab w:val="num" w:pos="4320"/>
+        </w:tabs>
+        <w:ind w:left="4320" w:hanging="360"/>
+      </w:pPr>
+      <w:rPr>
+        <w:rFonts w:ascii="Wingdings" w:hAnsi="Wingdings" w:hint="default"/>
+        <w:sz w:val="20"/>
+      </w:rPr>
+    </w:lvl>
+    <w:lvl w:ilvl="6" w:tentative="1">
+      <w:start w:val="1"/>
+      <w:numFmt w:val="bullet"/>
+      <w:lvlText w:val=""/>
+      <w:lvlJc w:val="left"/>
+      <w:pPr>
+        <w:tabs>
+          <w:tab w:val="num" w:pos="5040"/>
+        </w:tabs>
+        <w:ind w:left="5040" w:hanging="360"/>
+      </w:pPr>
+      <w:rPr>
+        <w:rFonts w:ascii="Wingdings" w:hAnsi="Wingdings" w:hint="default"/>
+        <w:sz w:val="20"/>
+      </w:rPr>
+    </w:lvl>
+    <w:lvl w:ilvl="7" w:tentative="1">
+      <w:start w:val="1"/>
+      <w:numFmt w:val="bullet"/>
+      <w:lvlText w:val=""/>
+      <w:lvlJc w:val="left"/>
+      <w:pPr>
+        <w:tabs>
+          <w:tab w:val="num" w:pos="5760"/>
+        </w:tabs>
+        <w:ind w:left="5760" w:hanging="360"/>
+      </w:pPr>
+      <w:rPr>
+        <w:rFonts w:ascii="Wingdings" w:hAnsi="Wingdings" w:hint="default"/>
+        <w:sz w:val="20"/>
+      </w:rPr>
+    </w:lvl>
+    <w:lvl w:ilvl="8" w:tentative="1">
+      <w:start w:val="1"/>
+      <w:numFmt w:val="bullet"/>
+      <w:lvlText w:val=""/>
+      <w:lvlJc w:val="left"/>
+      <w:pPr>
+        <w:tabs>
+          <w:tab w:val="num" w:pos="6480"/>
+        </w:tabs>
+        <w:ind w:left="6480" w:hanging="360"/>
+      </w:pPr>
+      <w:rPr>
+        <w:rFonts w:ascii="Wingdings" w:hAnsi="Wingdings" w:hint="default"/>
+        <w:sz w:val="20"/>
+      </w:rPr>
+    </w:lvl>
+  </w:abstractNum>
+  <w:abstractNum w:abstractNumId="7" w15:restartNumberingAfterBreak="0">
+    <w:nsid w:val="3ED41DC0"/>
+    <w:multiLevelType w:val="multilevel"/>
+    <w:tmpl w:val="FC026FEA"/>
+    <w:lvl w:ilvl="0">
+      <w:start w:val="1"/>
+      <w:numFmt w:val="bullet"/>
+      <w:lvlText w:val=""/>
+      <w:lvlJc w:val="left"/>
+      <w:pPr>
+        <w:tabs>
+          <w:tab w:val="num" w:pos="720"/>
+        </w:tabs>
+        <w:ind w:left="720" w:hanging="360"/>
+      </w:pPr>
+      <w:rPr>
+        <w:rFonts w:ascii="Symbol" w:hAnsi="Symbol" w:hint="default"/>
+        <w:sz w:val="20"/>
+      </w:rPr>
+    </w:lvl>
+    <w:lvl w:ilvl="1" w:tentative="1">
+      <w:start w:val="1"/>
+      <w:numFmt w:val="bullet"/>
+      <w:lvlText w:val="o"/>
+      <w:lvlJc w:val="left"/>
+      <w:pPr>
+        <w:tabs>
+          <w:tab w:val="num" w:pos="1440"/>
+        </w:tabs>
+        <w:ind w:left="1440" w:hanging="360"/>
+      </w:pPr>
+      <w:rPr>
+        <w:rFonts w:ascii="Courier New" w:hAnsi="Courier New" w:hint="default"/>
+        <w:sz w:val="20"/>
+      </w:rPr>
+    </w:lvl>
+    <w:lvl w:ilvl="2" w:tentative="1">
+      <w:start w:val="1"/>
+      <w:numFmt w:val="bullet"/>
+      <w:lvlText w:val=""/>
+      <w:lvlJc w:val="left"/>
+      <w:pPr>
+        <w:tabs>
+          <w:tab w:val="num" w:pos="2160"/>
+        </w:tabs>
+        <w:ind w:left="2160" w:hanging="360"/>
+      </w:pPr>
+      <w:rPr>
+        <w:rFonts w:ascii="Wingdings" w:hAnsi="Wingdings" w:hint="default"/>
+        <w:sz w:val="20"/>
+      </w:rPr>
+    </w:lvl>
+    <w:lvl w:ilvl="3" w:tentative="1">
+      <w:start w:val="1"/>
+      <w:numFmt w:val="bullet"/>
+      <w:lvlText w:val=""/>
+      <w:lvlJc w:val="left"/>
+      <w:pPr>
+        <w:tabs>
+          <w:tab w:val="num" w:pos="2880"/>
+        </w:tabs>
+        <w:ind w:left="2880" w:hanging="360"/>
+      </w:pPr>
+      <w:rPr>
+        <w:rFonts w:ascii="Wingdings" w:hAnsi="Wingdings" w:hint="default"/>
+        <w:sz w:val="20"/>
+      </w:rPr>
+    </w:lvl>
+    <w:lvl w:ilvl="4" w:tentative="1">
+      <w:start w:val="1"/>
+      <w:numFmt w:val="bullet"/>
+      <w:lvlText w:val=""/>
+      <w:lvlJc w:val="left"/>
+      <w:pPr>
+        <w:tabs>
+          <w:tab w:val="num" w:pos="3600"/>
+        </w:tabs>
+        <w:ind w:left="3600" w:hanging="360"/>
+      </w:pPr>
+      <w:rPr>
+        <w:rFonts w:ascii="Wingdings" w:hAnsi="Wingdings" w:hint="default"/>
+        <w:sz w:val="20"/>
+      </w:rPr>
+    </w:lvl>
+    <w:lvl w:ilvl="5" w:tentative="1">
+      <w:start w:val="1"/>
+      <w:numFmt w:val="bullet"/>
+      <w:lvlText w:val=""/>
+      <w:lvlJc w:val="left"/>
+      <w:pPr>
+        <w:tabs>
+          <w:tab w:val="num" w:pos="4320"/>
+        </w:tabs>
+        <w:ind w:left="4320" w:hanging="360"/>
+      </w:pPr>
+      <w:rPr>
+        <w:rFonts w:ascii="Wingdings" w:hAnsi="Wingdings" w:hint="default"/>
+        <w:sz w:val="20"/>
+      </w:rPr>
+    </w:lvl>
+    <w:lvl w:ilvl="6" w:tentative="1">
+      <w:start w:val="1"/>
+      <w:numFmt w:val="bullet"/>
+      <w:lvlText w:val=""/>
+      <w:lvlJc w:val="left"/>
+      <w:pPr>
+        <w:tabs>
+          <w:tab w:val="num" w:pos="5040"/>
+        </w:tabs>
+        <w:ind w:left="5040" w:hanging="360"/>
+      </w:pPr>
+      <w:rPr>
+        <w:rFonts w:ascii="Wingdings" w:hAnsi="Wingdings" w:hint="default"/>
+        <w:sz w:val="20"/>
+      </w:rPr>
+    </w:lvl>
+    <w:lvl w:ilvl="7" w:tentative="1">
+      <w:start w:val="1"/>
+      <w:numFmt w:val="bullet"/>
+      <w:lvlText w:val=""/>
+      <w:lvlJc w:val="left"/>
+      <w:pPr>
+        <w:tabs>
+          <w:tab w:val="num" w:pos="5760"/>
+        </w:tabs>
+        <w:ind w:left="5760" w:hanging="360"/>
+      </w:pPr>
+      <w:rPr>
+        <w:rFonts w:ascii="Wingdings" w:hAnsi="Wingdings" w:hint="default"/>
+        <w:sz w:val="20"/>
+      </w:rPr>
+    </w:lvl>
+    <w:lvl w:ilvl="8" w:tentative="1">
+      <w:start w:val="1"/>
+      <w:numFmt w:val="bullet"/>
+      <w:lvlText w:val=""/>
+      <w:lvlJc w:val="left"/>
+      <w:pPr>
+        <w:tabs>
+          <w:tab w:val="num" w:pos="6480"/>
+        </w:tabs>
+        <w:ind w:left="6480" w:hanging="360"/>
+      </w:pPr>
+      <w:rPr>
+        <w:rFonts w:ascii="Wingdings" w:hAnsi="Wingdings" w:hint="default"/>
+        <w:sz w:val="20"/>
+      </w:rPr>
+    </w:lvl>
+  </w:abstractNum>
+  <w:abstractNum w:abstractNumId="8" w15:restartNumberingAfterBreak="0">
+    <w:nsid w:val="465919D1"/>
+    <w:multiLevelType w:val="multilevel"/>
+    <w:tmpl w:val="3A809134"/>
+    <w:lvl w:ilvl="0">
+      <w:start w:val="1"/>
+      <w:numFmt w:val="bullet"/>
+      <w:lvlText w:val=""/>
+      <w:lvlJc w:val="left"/>
+      <w:pPr>
+        <w:tabs>
+          <w:tab w:val="num" w:pos="720"/>
+        </w:tabs>
+        <w:ind w:left="720" w:hanging="360"/>
+      </w:pPr>
+      <w:rPr>
+        <w:rFonts w:ascii="Symbol" w:hAnsi="Symbol" w:hint="default"/>
+        <w:sz w:val="20"/>
+      </w:rPr>
+    </w:lvl>
+    <w:lvl w:ilvl="1" w:tentative="1">
+      <w:start w:val="1"/>
+      <w:numFmt w:val="bullet"/>
+      <w:lvlText w:val="o"/>
+      <w:lvlJc w:val="left"/>
+      <w:pPr>
+        <w:tabs>
+          <w:tab w:val="num" w:pos="1440"/>
+        </w:tabs>
+        <w:ind w:left="1440" w:hanging="360"/>
+      </w:pPr>
+      <w:rPr>
+        <w:rFonts w:ascii="Courier New" w:hAnsi="Courier New" w:hint="default"/>
+        <w:sz w:val="20"/>
+      </w:rPr>
+    </w:lvl>
+    <w:lvl w:ilvl="2" w:tentative="1">
+      <w:start w:val="1"/>
+      <w:numFmt w:val="bullet"/>
+      <w:lvlText w:val=""/>
+      <w:lvlJc w:val="left"/>
+      <w:pPr>
+        <w:tabs>
+          <w:tab w:val="num" w:pos="2160"/>
+        </w:tabs>
+        <w:ind w:left="2160" w:hanging="360"/>
+      </w:pPr>
+      <w:rPr>
+        <w:rFonts w:ascii="Wingdings" w:hAnsi="Wingdings" w:hint="default"/>
+        <w:sz w:val="20"/>
+      </w:rPr>
+    </w:lvl>
+    <w:lvl w:ilvl="3" w:tentative="1">
+      <w:start w:val="1"/>
+      <w:numFmt w:val="bullet"/>
+      <w:lvlText w:val=""/>
+      <w:lvlJc w:val="left"/>
+      <w:pPr>
+        <w:tabs>
+          <w:tab w:val="num" w:pos="2880"/>
+        </w:tabs>
+        <w:ind w:left="2880" w:hanging="360"/>
+      </w:pPr>
+      <w:rPr>
+        <w:rFonts w:ascii="Wingdings" w:hAnsi="Wingdings" w:hint="default"/>
+        <w:sz w:val="20"/>
+      </w:rPr>
+    </w:lvl>
+    <w:lvl w:ilvl="4" w:tentative="1">
+      <w:start w:val="1"/>
+      <w:numFmt w:val="bullet"/>
+      <w:lvlText w:val=""/>
+      <w:lvlJc w:val="left"/>
+      <w:pPr>
+        <w:tabs>
+          <w:tab w:val="num" w:pos="3600"/>
+        </w:tabs>
+        <w:ind w:left="3600" w:hanging="360"/>
+      </w:pPr>
+      <w:rPr>
+        <w:rFonts w:ascii="Wingdings" w:hAnsi="Wingdings" w:hint="default"/>
+        <w:sz w:val="20"/>
+      </w:rPr>
+    </w:lvl>
+    <w:lvl w:ilvl="5" w:tentative="1">
+      <w:start w:val="1"/>
+      <w:numFmt w:val="bullet"/>
+      <w:lvlText w:val=""/>
+      <w:lvlJc w:val="left"/>
+      <w:pPr>
+        <w:tabs>
+          <w:tab w:val="num" w:pos="4320"/>
+        </w:tabs>
+        <w:ind w:left="4320" w:hanging="360"/>
+      </w:pPr>
+      <w:rPr>
+        <w:rFonts w:ascii="Wingdings" w:hAnsi="Wingdings" w:hint="default"/>
+        <w:sz w:val="20"/>
+      </w:rPr>
+    </w:lvl>
+    <w:lvl w:ilvl="6" w:tentative="1">
+      <w:start w:val="1"/>
+      <w:numFmt w:val="bullet"/>
+      <w:lvlText w:val=""/>
+      <w:lvlJc w:val="left"/>
+      <w:pPr>
+        <w:tabs>
+          <w:tab w:val="num" w:pos="5040"/>
+        </w:tabs>
+        <w:ind w:left="5040" w:hanging="360"/>
+      </w:pPr>
+      <w:rPr>
+        <w:rFonts w:ascii="Wingdings" w:hAnsi="Wingdings" w:hint="default"/>
+        <w:sz w:val="20"/>
+      </w:rPr>
+    </w:lvl>
+    <w:lvl w:ilvl="7" w:tentative="1">
+      <w:start w:val="1"/>
+      <w:numFmt w:val="bullet"/>
+      <w:lvlText w:val=""/>
+      <w:lvlJc w:val="left"/>
+      <w:pPr>
+        <w:tabs>
+          <w:tab w:val="num" w:pos="5760"/>
+        </w:tabs>
+        <w:ind w:left="5760" w:hanging="360"/>
+      </w:pPr>
+      <w:rPr>
+        <w:rFonts w:ascii="Wingdings" w:hAnsi="Wingdings" w:hint="default"/>
+        <w:sz w:val="20"/>
+      </w:rPr>
+    </w:lvl>
+    <w:lvl w:ilvl="8" w:tentative="1">
+      <w:start w:val="1"/>
+      <w:numFmt w:val="bullet"/>
+      <w:lvlText w:val=""/>
+      <w:lvlJc w:val="left"/>
+      <w:pPr>
+        <w:tabs>
+          <w:tab w:val="num" w:pos="6480"/>
+        </w:tabs>
+        <w:ind w:left="6480" w:hanging="360"/>
+      </w:pPr>
+      <w:rPr>
+        <w:rFonts w:ascii="Wingdings" w:hAnsi="Wingdings" w:hint="default"/>
+        <w:sz w:val="20"/>
+      </w:rPr>
+    </w:lvl>
+  </w:abstractNum>
+  <w:abstractNum w:abstractNumId="9" w15:restartNumberingAfterBreak="0">
+    <w:nsid w:val="51B00C42"/>
+    <w:multiLevelType w:val="multilevel"/>
+    <w:tmpl w:val="E2A2ECC0"/>
+    <w:lvl w:ilvl="0">
+      <w:start w:val="1"/>
+      <w:numFmt w:val="bullet"/>
+      <w:lvlText w:val=""/>
+      <w:lvlJc w:val="left"/>
+      <w:pPr>
+        <w:tabs>
+          <w:tab w:val="num" w:pos="720"/>
+        </w:tabs>
+        <w:ind w:left="720" w:hanging="360"/>
+      </w:pPr>
+      <w:rPr>
+        <w:rFonts w:ascii="Symbol" w:hAnsi="Symbol" w:hint="default"/>
+        <w:sz w:val="20"/>
+      </w:rPr>
+    </w:lvl>
+    <w:lvl w:ilvl="1">
+      <w:start w:val="1"/>
+      <w:numFmt w:val="decimal"/>
+      <w:lvlText w:val="%2."/>
+      <w:lvlJc w:val="left"/>
+      <w:pPr>
+        <w:tabs>
+          <w:tab w:val="num" w:pos="1440"/>
+        </w:tabs>
+        <w:ind w:left="1440" w:hanging="360"/>
+      </w:pPr>
+    </w:lvl>
+    <w:lvl w:ilvl="2" w:tentative="1">
+      <w:start w:val="1"/>
+      <w:numFmt w:val="bullet"/>
+      <w:lvlText w:val=""/>
+      <w:lvlJc w:val="left"/>
+      <w:pPr>
+        <w:tabs>
+          <w:tab w:val="num" w:pos="2160"/>
+        </w:tabs>
+        <w:ind w:left="2160" w:hanging="360"/>
+      </w:pPr>
+      <w:rPr>
+        <w:rFonts w:ascii="Wingdings" w:hAnsi="Wingdings" w:hint="default"/>
+        <w:sz w:val="20"/>
+      </w:rPr>
+    </w:lvl>
+    <w:lvl w:ilvl="3" w:tentative="1">
+      <w:start w:val="1"/>
+      <w:numFmt w:val="bullet"/>
+      <w:lvlText w:val=""/>
+      <w:lvlJc w:val="left"/>
+      <w:pPr>
+        <w:tabs>
+          <w:tab w:val="num" w:pos="2880"/>
+        </w:tabs>
+        <w:ind w:left="2880" w:hanging="360"/>
+      </w:pPr>
+      <w:rPr>
+        <w:rFonts w:ascii="Wingdings" w:hAnsi="Wingdings" w:hint="default"/>
+        <w:sz w:val="20"/>
+      </w:rPr>
+    </w:lvl>
+    <w:lvl w:ilvl="4" w:tentative="1">
+      <w:start w:val="1"/>
+      <w:numFmt w:val="bullet"/>
+      <w:lvlText w:val=""/>
+      <w:lvlJc w:val="left"/>
+      <w:pPr>
+        <w:tabs>
+          <w:tab w:val="num" w:pos="3600"/>
+        </w:tabs>
+        <w:ind w:left="3600" w:hanging="360"/>
+      </w:pPr>
+      <w:rPr>
+        <w:rFonts w:ascii="Wingdings" w:hAnsi="Wingdings" w:hint="default"/>
+        <w:sz w:val="20"/>
+      </w:rPr>
+    </w:lvl>
+    <w:lvl w:ilvl="5" w:tentative="1">
+      <w:start w:val="1"/>
+      <w:numFmt w:val="bullet"/>
+      <w:lvlText w:val=""/>
+      <w:lvlJc w:val="left"/>
+      <w:pPr>
+        <w:tabs>
+          <w:tab w:val="num" w:pos="4320"/>
+        </w:tabs>
+        <w:ind w:left="4320" w:hanging="360"/>
+      </w:pPr>
+      <w:rPr>
+        <w:rFonts w:ascii="Wingdings" w:hAnsi="Wingdings" w:hint="default"/>
+        <w:sz w:val="20"/>
+      </w:rPr>
+    </w:lvl>
+    <w:lvl w:ilvl="6" w:tentative="1">
+      <w:start w:val="1"/>
+      <w:numFmt w:val="bullet"/>
+      <w:lvlText w:val=""/>
+      <w:lvlJc w:val="left"/>
+      <w:pPr>
+        <w:tabs>
+          <w:tab w:val="num" w:pos="5040"/>
+        </w:tabs>
+        <w:ind w:left="5040" w:hanging="360"/>
+      </w:pPr>
+      <w:rPr>
+        <w:rFonts w:ascii="Wingdings" w:hAnsi="Wingdings" w:hint="default"/>
+        <w:sz w:val="20"/>
+      </w:rPr>
+    </w:lvl>
+    <w:lvl w:ilvl="7" w:tentative="1">
+      <w:start w:val="1"/>
+      <w:numFmt w:val="bullet"/>
+      <w:lvlText w:val=""/>
+      <w:lvlJc w:val="left"/>
+      <w:pPr>
+        <w:tabs>
+          <w:tab w:val="num" w:pos="5760"/>
+        </w:tabs>
+        <w:ind w:left="5760" w:hanging="360"/>
+      </w:pPr>
+      <w:rPr>
+        <w:rFonts w:ascii="Wingdings" w:hAnsi="Wingdings" w:hint="default"/>
+        <w:sz w:val="20"/>
+      </w:rPr>
+    </w:lvl>
+    <w:lvl w:ilvl="8" w:tentative="1">
+      <w:start w:val="1"/>
+      <w:numFmt w:val="bullet"/>
+      <w:lvlText w:val=""/>
+      <w:lvlJc w:val="left"/>
+      <w:pPr>
+        <w:tabs>
+          <w:tab w:val="num" w:pos="6480"/>
+        </w:tabs>
+        <w:ind w:left="6480" w:hanging="360"/>
+      </w:pPr>
+      <w:rPr>
+        <w:rFonts w:ascii="Wingdings" w:hAnsi="Wingdings" w:hint="default"/>
+        <w:sz w:val="20"/>
+      </w:rPr>
+    </w:lvl>
+  </w:abstractNum>
+  <w:num w:numId="1">
+    <w:abstractNumId w:val="9"/>
+  </w:num>
+  <w:num w:numId="2">
+    <w:abstractNumId w:val="3"/>
+  </w:num>
+  <w:num w:numId="3">
+    <w:abstractNumId w:val="5"/>
+  </w:num>
+  <w:num w:numId="4">
+    <w:abstractNumId w:val="7"/>
+  </w:num>
+  <w:num w:numId="5">
+    <w:abstractNumId w:val="0"/>
+  </w:num>
+  <w:num w:numId="6">
+    <w:abstractNumId w:val="4"/>
+  </w:num>
+  <w:num w:numId="7">
+    <w:abstractNumId w:val="8"/>
+  </w:num>
+  <w:num w:numId="8">
+    <w:abstractNumId w:val="1"/>
+  </w:num>
+  <w:num w:numId="9">
+    <w:abstractNumId w:val="6"/>
+  </w:num>
+  <w:num w:numId="10">
+    <w:abstractNumId w:val="2"/>
+  </w:num>
+</w:numbering>
 </file>
 
 <file path=word/styles.xml><?xml version="1.0" encoding="utf-8"?>
@@ -412,6 +3393,7 @@
   <w:style w:type="paragraph" w:default="1" w:styleId="Normal">
     <w:name w:val="Normal"/>
     <w:qFormat/>
+    <w:rsid w:val="0031513C"/>
   </w:style>
   <w:style w:type="character" w:default="1" w:styleId="DefaultParagraphFont">
     <w:name w:val="Default Paragraph Font"/>
